--- a/Arena_CFO_Slack_Bot_Setup_Guide.docx
+++ b/Arena_CFO_Slack_Bot_Setup_Guide.docx
@@ -79,7 +79,7 @@
         <w:t xml:space="preserve">Note: </w:t>
       </w:r>
       <w:r>
-        <w:t xml:space="preserve">The ready-to-deploy code for this (the bot itself and the flyer template) is in the accompanying arena-cfo-slack-bot code package. This document covers the account setup and deployment steps around that code — creating the Slack app, getting tokens, hosting the service, and testing it.</w:t>
+        <w:t xml:space="preserve">The ready-to-deploy code for this (the bot itself, including its flyer template) is in the accompanying arena-cfo-slack-bot/bot folder. This document covers the account setup and deployment steps around that code — creating the Slack app, getting tokens, hosting the service, and testing it.</w:t>
       </w:r>
     </w:p>
     <w:p>
@@ -114,7 +114,7 @@
         <w:spacing w:after="80"/>
       </w:pPr>
       <w:r>
-        <w:t xml:space="preserve">An Anthropic API key (console.anthropic.com) for the profile-extraction step</w:t>
+        <w:t xml:space="preserve">An Anthropic API key with an active credit balance (console.anthropic.com / platform.claude.com) for the profile-extraction step</w:t>
       </w:r>
     </w:p>
     <w:p>
@@ -188,7 +188,7 @@
         <w:spacing w:after="100"/>
       </w:pPr>
       <w:r>
-        <w:t xml:space="preserve">Left sidebar → OAuth &amp; Permissions → scroll to Scopes → Bot Token Scopes → Add an OAuth Scope. Add: channels:history, files:read, files:write, chat:write (add groups:history too if #cfo-profiles is private).</w:t>
+        <w:t xml:space="preserve">Left sidebar → OAuth &amp; Permissions → scroll to Scopes → Bot Token Scopes → Add an OAuth Scope. Add: channels:history, files:read, files:write, chat:write, groups:history (the last one is required if #cfo-profiles is private).</w:t>
       </w:r>
     </w:p>
     <w:p>
@@ -214,7 +214,7 @@
         <w:spacing w:after="100"/>
       </w:pPr>
       <w:r>
-        <w:t xml:space="preserve">Still on Event Subscriptions → Subscribe to bot events → add message.channels (add message.groups too if the channel is private).</w:t>
+        <w:t xml:space="preserve">Still on Event Subscriptions → Subscribe to bot events → add message.channels and message.groups (the second is required for private channels).</w:t>
       </w:r>
     </w:p>
     <w:p>
@@ -254,408 +254,6 @@
       </w:pPr>
       <w:r>
         <w:t xml:space="preserve">Left sidebar → Basic Information → App Credentials → copy the Signing Secret. You'll need this too.</w:t>
-      </w:r>
-    </w:p>
-    <w:p>
-      <w:pPr>
-        <w:pStyle w:val="Heading1"/>
-        <w:spacing w:after="160" w:before="320"/>
-      </w:pPr>
-      <w:r>
-        <w:t xml:space="preserve">Part 2 — Pick the channel</w:t>
-      </w:r>
-    </w:p>
-    <w:p>
-      <w:pPr>
-        <w:pStyle w:val="ListParagraph"/>
-        <w:numPr>
-          <w:ilvl w:val="0"/>
-          <w:numId w:val="4"/>
-        </w:numPr>
-        <w:spacing w:after="100"/>
-      </w:pPr>
-      <w:r>
-        <w:t xml:space="preserve">In Slack, create or open #cfo-profiles.</w:t>
-      </w:r>
-    </w:p>
-    <w:p>
-      <w:pPr>
-        <w:pStyle w:val="ListParagraph"/>
-        <w:numPr>
-          <w:ilvl w:val="0"/>
-          <w:numId w:val="4"/>
-        </w:numPr>
-        <w:spacing w:after="100"/>
-      </w:pPr>
-      <w:r>
-        <w:t xml:space="preserve">Invite the app: type /invite @Arena CFO Profiles and send.</w:t>
-      </w:r>
-    </w:p>
-    <w:p>
-      <w:pPr>
-        <w:pStyle w:val="ListParagraph"/>
-        <w:numPr>
-          <w:ilvl w:val="0"/>
-          <w:numId w:val="4"/>
-        </w:numPr>
-        <w:spacing w:after="100"/>
-      </w:pPr>
-      <w:r>
-        <w:t xml:space="preserve">Click the channel name → scroll to the bottom of the popup → copy the Channel ID (starts with C). The bot code doesn't need this ID directly for Option A (it listens on any channel it's been invited to), but keep it handy for reference and troubleshooting.</w:t>
-      </w:r>
-    </w:p>
-    <w:p>
-      <w:pPr>
-        <w:pStyle w:val="Heading1"/>
-        <w:spacing w:after="160" w:before="320"/>
-      </w:pPr>
-      <w:r>
-        <w:t xml:space="preserve">Part 3 — Host the bot</w:t>
-      </w:r>
-    </w:p>
-    <w:p>
-      <w:pPr>
-        <w:spacing w:after="160"/>
-      </w:pPr>
-      <w:r>
-        <w:t xml:space="preserve">"Hosting" just means putting the bot's code somewhere that runs all the time, so it's always listening in Slack. Broken into five short pieces below — do them in order.</w:t>
-      </w:r>
-    </w:p>
-    <w:p>
-      <w:pPr>
-        <w:pStyle w:val="Heading2"/>
-        <w:spacing w:after="100" w:before="220"/>
-      </w:pPr>
-      <w:r>
-        <w:t xml:space="preserve">3A — Put the code on GitHub</w:t>
-      </w:r>
-    </w:p>
-    <w:p>
-      <w:pPr>
-        <w:spacing w:after="160"/>
-      </w:pPr>
-      <w:r>
-        <w:t xml:space="preserve">Render (the host we'll use) needs to pull the code from somewhere — GitHub is the standard, free way to do that.</w:t>
-      </w:r>
-    </w:p>
-    <w:p>
-      <w:pPr>
-        <w:pStyle w:val="ListParagraph"/>
-        <w:numPr>
-          <w:ilvl w:val="0"/>
-          <w:numId w:val="5"/>
-        </w:numPr>
-        <w:spacing w:after="100"/>
-      </w:pPr>
-      <w:r>
-        <w:t xml:space="preserve">Go to github.com → sign up (free) or sign in.</w:t>
-      </w:r>
-    </w:p>
-    <w:p>
-      <w:pPr>
-        <w:pStyle w:val="ListParagraph"/>
-        <w:numPr>
-          <w:ilvl w:val="0"/>
-          <w:numId w:val="5"/>
-        </w:numPr>
-        <w:spacing w:after="100"/>
-      </w:pPr>
-      <w:r>
-        <w:t xml:space="preserve">Click New repository. Name it arena-cfo-slack-bot. Keep it Private if you'd rather the code not be public. Click Create repository.</w:t>
-      </w:r>
-    </w:p>
-    <w:p>
-      <w:pPr>
-        <w:pStyle w:val="ListParagraph"/>
-        <w:numPr>
-          <w:ilvl w:val="0"/>
-          <w:numId w:val="5"/>
-        </w:numPr>
-        <w:spacing w:after="100"/>
-      </w:pPr>
-      <w:r>
-        <w:t xml:space="preserve">On the new repo's page, click "uploading an existing file" and drag in everything from the code package's bot folder (index.js, render.js, package.json, .env.example) — plus the template folder alongside it. Click Commit changes.</w:t>
-      </w:r>
-    </w:p>
-    <w:p>
-      <w:pPr>
-        <w:pStyle w:val="Heading2"/>
-        <w:spacing w:after="100" w:before="220"/>
-      </w:pPr>
-      <w:r>
-        <w:t xml:space="preserve">3B — Create the Render service</w:t>
-      </w:r>
-    </w:p>
-    <w:p>
-      <w:pPr>
-        <w:spacing w:after="160"/>
-      </w:pPr>
-      <w:r>
-        <w:t xml:space="preserve">This is the part that actually runs the bot, 24/7.</w:t>
-      </w:r>
-    </w:p>
-    <w:p>
-      <w:pPr>
-        <w:pStyle w:val="ListParagraph"/>
-        <w:numPr>
-          <w:ilvl w:val="0"/>
-          <w:numId w:val="6"/>
-        </w:numPr>
-        <w:spacing w:after="100"/>
-      </w:pPr>
-      <w:r>
-        <w:t xml:space="preserve">Go to render.com → sign up (free — you can sign up with your GitHub account to save a step).</w:t>
-      </w:r>
-    </w:p>
-    <w:p>
-      <w:pPr>
-        <w:pStyle w:val="ListParagraph"/>
-        <w:numPr>
-          <w:ilvl w:val="0"/>
-          <w:numId w:val="6"/>
-        </w:numPr>
-        <w:spacing w:after="100"/>
-      </w:pPr>
-      <w:r>
-        <w:t xml:space="preserve">Click New + → Web Service.</w:t>
-      </w:r>
-    </w:p>
-    <w:p>
-      <w:pPr>
-        <w:pStyle w:val="ListParagraph"/>
-        <w:numPr>
-          <w:ilvl w:val="0"/>
-          <w:numId w:val="6"/>
-        </w:numPr>
-        <w:spacing w:after="100"/>
-      </w:pPr>
-      <w:r>
-        <w:t xml:space="preserve">Connect the arena-cfo-slack-bot repo you just created.</w:t>
-      </w:r>
-    </w:p>
-    <w:p>
-      <w:pPr>
-        <w:pStyle w:val="ListParagraph"/>
-        <w:numPr>
-          <w:ilvl w:val="0"/>
-          <w:numId w:val="6"/>
-        </w:numPr>
-        <w:spacing w:after="100"/>
-      </w:pPr>
-      <w:r>
-        <w:t xml:space="preserve">When asked for a Root Directory, enter: bot</w:t>
-      </w:r>
-    </w:p>
-    <w:p>
-      <w:pPr>
-        <w:pStyle w:val="ListParagraph"/>
-        <w:numPr>
-          <w:ilvl w:val="0"/>
-          <w:numId w:val="6"/>
-        </w:numPr>
-        <w:spacing w:after="100"/>
-      </w:pPr>
-      <w:r>
-        <w:t xml:space="preserve">Build Command: npm install</w:t>
-      </w:r>
-    </w:p>
-    <w:p>
-      <w:pPr>
-        <w:pStyle w:val="ListParagraph"/>
-        <w:numPr>
-          <w:ilvl w:val="0"/>
-          <w:numId w:val="6"/>
-        </w:numPr>
-        <w:spacing w:after="100"/>
-      </w:pPr>
-      <w:r>
-        <w:t xml:space="preserve">Start Command: npm start</w:t>
-      </w:r>
-    </w:p>
-    <w:p>
-      <w:pPr>
-        <w:pStyle w:val="ListParagraph"/>
-        <w:numPr>
-          <w:ilvl w:val="0"/>
-          <w:numId w:val="6"/>
-        </w:numPr>
-        <w:spacing w:after="100"/>
-      </w:pPr>
-      <w:r>
-        <w:t xml:space="preserve">Don't click Create yet — the next part (3C) adds required settings first.</w:t>
-      </w:r>
-    </w:p>
-    <w:p>
-      <w:pPr>
-        <w:pStyle w:val="Heading2"/>
-        <w:spacing w:after="100" w:before="220"/>
-      </w:pPr>
-      <w:r>
-        <w:t xml:space="preserve">3C — Add the bot's settings (environment variables)</w:t>
-      </w:r>
-    </w:p>
-    <w:p>
-      <w:pPr>
-        <w:spacing w:after="160"/>
-      </w:pPr>
-      <w:r>
-        <w:t xml:space="preserve">These are the four private values the bot needs to run. On the same Render setup screen, look for Environment Variables (or Advanced → Add Environment Variable) and add each one below as its own entry — name on the left, value on the right.</w:t>
-      </w:r>
-    </w:p>
-    <w:p>
-      <w:pPr>
-        <w:pStyle w:val="ListParagraph"/>
-        <w:numPr>
-          <w:ilvl w:val="0"/>
-          <w:numId w:val="7"/>
-        </w:numPr>
-        <w:spacing w:after="100"/>
-      </w:pPr>
-      <w:r>
-        <w:t xml:space="preserve">SLACK_BOT_TOKEN — paste the xoxb-... token you copied in Part 1, step 7.</w:t>
-      </w:r>
-    </w:p>
-    <w:p>
-      <w:pPr>
-        <w:pStyle w:val="ListParagraph"/>
-        <w:numPr>
-          <w:ilvl w:val="0"/>
-          <w:numId w:val="7"/>
-        </w:numPr>
-        <w:spacing w:after="100"/>
-      </w:pPr>
-      <w:r>
-        <w:t xml:space="preserve">SLACK_SIGNING_SECRET — paste the secret you copied in Part 1, step 8.</w:t>
-      </w:r>
-    </w:p>
-    <w:p>
-      <w:pPr>
-        <w:pStyle w:val="ListParagraph"/>
-        <w:numPr>
-          <w:ilvl w:val="0"/>
-          <w:numId w:val="7"/>
-        </w:numPr>
-        <w:spacing w:after="100"/>
-      </w:pPr>
-      <w:r>
-        <w:t xml:space="preserve">ANTHROPIC_API_KEY — your Claude API key from console.anthropic.com.</w:t>
-      </w:r>
-    </w:p>
-    <w:p>
-      <w:pPr>
-        <w:pStyle w:val="ListParagraph"/>
-        <w:numPr>
-          <w:ilvl w:val="0"/>
-          <w:numId w:val="7"/>
-        </w:numPr>
-        <w:spacing w:after="100"/>
-      </w:pPr>
-      <w:r>
-        <w:t xml:space="preserve">FLYER_URL — enter exactly: file:///app/template/flyer.html (this tells the bot where to find the flyer design — leave it as-is).</w:t>
-      </w:r>
-    </w:p>
-    <w:p>
-      <w:pPr>
-        <w:spacing w:after="160"/>
-      </w:pPr>
-      <w:r>
-        <w:t xml:space="preserve">Optional: ANTHROPIC_MODEL — only add this if you want to override the default; otherwise skip it. If you do set it, verify the current model ID in the Claude docs (docs.claude.com) first.</w:t>
-      </w:r>
-    </w:p>
-    <w:p>
-      <w:pPr>
-        <w:pStyle w:val="Heading2"/>
-        <w:spacing w:after="100" w:before="220"/>
-      </w:pPr>
-      <w:r>
-        <w:t xml:space="preserve">3D — Go live</w:t>
-      </w:r>
-    </w:p>
-    <w:p>
-      <w:pPr>
-        <w:pStyle w:val="ListParagraph"/>
-        <w:numPr>
-          <w:ilvl w:val="0"/>
-          <w:numId w:val="8"/>
-        </w:numPr>
-        <w:spacing w:after="100"/>
-      </w:pPr>
-      <w:r>
-        <w:t xml:space="preserve">Click Create Web Service.</w:t>
-      </w:r>
-    </w:p>
-    <w:p>
-      <w:pPr>
-        <w:pStyle w:val="ListParagraph"/>
-        <w:numPr>
-          <w:ilvl w:val="0"/>
-          <w:numId w:val="8"/>
-        </w:numPr>
-        <w:spacing w:after="100"/>
-      </w:pPr>
-      <w:r>
-        <w:t xml:space="preserve">Wait 2–5 minutes for the status to show Live.</w:t>
-      </w:r>
-    </w:p>
-    <w:p>
-      <w:pPr>
-        <w:pStyle w:val="ListParagraph"/>
-        <w:numPr>
-          <w:ilvl w:val="0"/>
-          <w:numId w:val="8"/>
-        </w:numPr>
-        <w:spacing w:after="100"/>
-      </w:pPr>
-      <w:r>
-        <w:t xml:space="preserve">Copy the URL Render gives you at the top of the page — it looks like https://arena-cfo-bot.onrender.com. This is your bot's base URL.</w:t>
-      </w:r>
-    </w:p>
-    <w:p>
-      <w:pPr>
-        <w:pStyle w:val="Heading2"/>
-        <w:spacing w:after="100" w:before="220"/>
-      </w:pPr>
-      <w:r>
-        <w:t xml:space="preserve">3E — Tell Slack where the bot lives</w:t>
-      </w:r>
-    </w:p>
-    <w:p>
-      <w:pPr>
-        <w:pStyle w:val="ListParagraph"/>
-        <w:numPr>
-          <w:ilvl w:val="0"/>
-          <w:numId w:val="9"/>
-        </w:numPr>
-        <w:spacing w:after="100"/>
-      </w:pPr>
-      <w:r>
-        <w:t xml:space="preserve">Back in your Slack app settings (api.slack.com/apps → your app) → Event Subscriptions.</w:t>
-      </w:r>
-    </w:p>
-    <w:p>
-      <w:pPr>
-        <w:pStyle w:val="ListParagraph"/>
-        <w:numPr>
-          <w:ilvl w:val="0"/>
-          <w:numId w:val="9"/>
-        </w:numPr>
-        <w:spacing w:after="100"/>
-      </w:pPr>
-      <w:r>
-        <w:t xml:space="preserve">In the Request URL box, paste your base URL from 3D with /slack/events added on the end, e.g. https://arena-cfo-bot.onrender.com/slack/events.</w:t>
-      </w:r>
-    </w:p>
-    <w:p>
-      <w:pPr>
-        <w:pStyle w:val="ListParagraph"/>
-        <w:numPr>
-          <w:ilvl w:val="0"/>
-          <w:numId w:val="9"/>
-        </w:numPr>
-        <w:spacing w:after="100"/>
-      </w:pPr>
-      <w:r>
-        <w:t xml:space="preserve">Slack checks the URL automatically — wait for the green "Verified" checkmark, then click Save Changes.</w:t>
       </w:r>
     </w:p>
     <w:p>
@@ -675,7 +273,7 @@
         <w:t xml:space="preserve">Note: </w:t>
       </w:r>
       <w:r>
-        <w:t xml:space="preserve">If verification fails, the Render service usually just isn't finished starting up yet — wait a minute and try Save again.</w:t>
+        <w:t xml:space="preserve">If you add scopes or event subscriptions after already installing once, Slack requires you to reinstall the app (same Install to Workspace button) for the changes to take effect.</w:t>
       </w:r>
     </w:p>
     <w:p>
@@ -684,59 +282,46 @@
         <w:spacing w:after="160" w:before="320"/>
       </w:pPr>
       <w:r>
-        <w:t xml:space="preserve">Part 4 — Test it</w:t>
-      </w:r>
-    </w:p>
-    <w:p>
-      <w:pPr>
-        <w:pStyle w:val="ListParagraph"/>
-        <w:numPr>
-          <w:ilvl w:val="0"/>
-          <w:numId w:val="10"/>
-        </w:numPr>
-        <w:spacing w:after="100"/>
-      </w:pPr>
-      <w:r>
-        <w:t xml:space="preserve">Open #cfo-profiles in Slack.</w:t>
-      </w:r>
-    </w:p>
-    <w:p>
-      <w:pPr>
-        <w:pStyle w:val="ListParagraph"/>
-        <w:numPr>
-          <w:ilvl w:val="0"/>
-          <w:numId w:val="10"/>
-        </w:numPr>
-        <w:spacing w:after="100"/>
-      </w:pPr>
-      <w:r>
-        <w:t xml:space="preserve">Post a message with two file attachments: a résumé (PDF or .txt) and a headshot (image).</w:t>
-      </w:r>
-    </w:p>
-    <w:p>
-      <w:pPr>
-        <w:pStyle w:val="ListParagraph"/>
-        <w:numPr>
-          <w:ilvl w:val="0"/>
-          <w:numId w:val="10"/>
-        </w:numPr>
-        <w:spacing w:after="100"/>
-      </w:pPr>
-      <w:r>
-        <w:t xml:space="preserve">Within a few seconds you should see an acknowledgement in-thread ("Building your Arena CFO profile…"), followed by the PNG and PDF.</w:t>
-      </w:r>
-    </w:p>
-    <w:p>
-      <w:pPr>
-        <w:pStyle w:val="ListParagraph"/>
-        <w:numPr>
-          <w:ilvl w:val="0"/>
-          <w:numId w:val="10"/>
-        </w:numPr>
-        <w:spacing w:after="100"/>
-      </w:pPr>
-      <w:r>
-        <w:t xml:space="preserve">If a headshot wasn't attached, the bot will ask for one in the thread instead of guessing.</w:t>
+        <w:t xml:space="preserve">Part 2 — Pick the channel</w:t>
+      </w:r>
+    </w:p>
+    <w:p>
+      <w:pPr>
+        <w:pStyle w:val="ListParagraph"/>
+        <w:numPr>
+          <w:ilvl w:val="0"/>
+          <w:numId w:val="4"/>
+        </w:numPr>
+        <w:spacing w:after="100"/>
+      </w:pPr>
+      <w:r>
+        <w:t xml:space="preserve">In Slack, create or open #cfo-profiles.</w:t>
+      </w:r>
+    </w:p>
+    <w:p>
+      <w:pPr>
+        <w:pStyle w:val="ListParagraph"/>
+        <w:numPr>
+          <w:ilvl w:val="0"/>
+          <w:numId w:val="4"/>
+        </w:numPr>
+        <w:spacing w:after="100"/>
+      </w:pPr>
+      <w:r>
+        <w:t xml:space="preserve">Invite the app: type /invite @ and start typing the bot's name (check Features → App Home in your Slack app settings for its exact display name, which can differ slightly from the app name above), then send.</w:t>
+      </w:r>
+    </w:p>
+    <w:p>
+      <w:pPr>
+        <w:pStyle w:val="ListParagraph"/>
+        <w:numPr>
+          <w:ilvl w:val="0"/>
+          <w:numId w:val="4"/>
+        </w:numPr>
+        <w:spacing w:after="100"/>
+      </w:pPr>
+      <w:r>
+        <w:t xml:space="preserve">Click the channel name → scroll to the bottom of the popup → copy the Channel ID (starts with C). The bot code doesn't need this ID directly for Option A (it listens on any channel it's been invited to), but keep it handy for reference and troubleshooting.</w:t>
       </w:r>
     </w:p>
     <w:p>
@@ -745,6 +330,428 @@
         <w:spacing w:after="160" w:before="320"/>
       </w:pPr>
       <w:r>
+        <w:t xml:space="preserve">Part 3 — Host the bot</w:t>
+      </w:r>
+    </w:p>
+    <w:p>
+      <w:pPr>
+        <w:spacing w:after="160"/>
+      </w:pPr>
+      <w:r>
+        <w:t xml:space="preserve">"Hosting" just means putting the bot's code somewhere that runs all the time, so it's always listening in Slack. Broken into five short pieces below — do them in order.</w:t>
+      </w:r>
+    </w:p>
+    <w:p>
+      <w:pPr>
+        <w:pStyle w:val="Heading2"/>
+        <w:spacing w:after="100" w:before="220"/>
+      </w:pPr>
+      <w:r>
+        <w:t xml:space="preserve">3A — Put the code on GitHub</w:t>
+      </w:r>
+    </w:p>
+    <w:p>
+      <w:pPr>
+        <w:spacing w:after="160"/>
+      </w:pPr>
+      <w:r>
+        <w:t xml:space="preserve">Render (the host we'll use) needs to pull the code from somewhere — GitHub is the standard, free way to do that.</w:t>
+      </w:r>
+    </w:p>
+    <w:p>
+      <w:pPr>
+        <w:pStyle w:val="ListParagraph"/>
+        <w:numPr>
+          <w:ilvl w:val="0"/>
+          <w:numId w:val="5"/>
+        </w:numPr>
+        <w:spacing w:after="100"/>
+      </w:pPr>
+      <w:r>
+        <w:t xml:space="preserve">Go to github.com → sign up (free) or sign in.</w:t>
+      </w:r>
+    </w:p>
+    <w:p>
+      <w:pPr>
+        <w:pStyle w:val="ListParagraph"/>
+        <w:numPr>
+          <w:ilvl w:val="0"/>
+          <w:numId w:val="5"/>
+        </w:numPr>
+        <w:spacing w:after="100"/>
+      </w:pPr>
+      <w:r>
+        <w:t xml:space="preserve">Click New repository. Name it arena-cfo-slack-bot. Keep it Private if you'd rather the code not be public. Click Create repository.</w:t>
+      </w:r>
+    </w:p>
+    <w:p>
+      <w:pPr>
+        <w:pStyle w:val="ListParagraph"/>
+        <w:numPr>
+          <w:ilvl w:val="0"/>
+          <w:numId w:val="5"/>
+        </w:numPr>
+        <w:spacing w:after="100"/>
+      </w:pPr>
+      <w:r>
+        <w:t xml:space="preserve">On the new repo's page, click "uploading an existing file" and drag in the entire contents of the code package's bot folder — including its template subfolder — so the repo root ends up holding index.js, render.js, package.json, .env.example, puppeteer.config.cjs, and template/flyer.html. Click Commit changes.</w:t>
+      </w:r>
+    </w:p>
+    <w:p>
+      <w:pPr>
+        <w:pStyle w:val="Heading2"/>
+        <w:spacing w:after="100" w:before="220"/>
+      </w:pPr>
+      <w:r>
+        <w:t xml:space="preserve">3B — Create the Render service</w:t>
+      </w:r>
+    </w:p>
+    <w:p>
+      <w:pPr>
+        <w:spacing w:after="160"/>
+      </w:pPr>
+      <w:r>
+        <w:t xml:space="preserve">This is the part that actually runs the bot, 24/7.</w:t>
+      </w:r>
+    </w:p>
+    <w:p>
+      <w:pPr>
+        <w:pStyle w:val="ListParagraph"/>
+        <w:numPr>
+          <w:ilvl w:val="0"/>
+          <w:numId w:val="6"/>
+        </w:numPr>
+        <w:spacing w:after="100"/>
+      </w:pPr>
+      <w:r>
+        <w:t xml:space="preserve">Go to render.com → sign up (free — you can sign up with your GitHub account to save a step).</w:t>
+      </w:r>
+    </w:p>
+    <w:p>
+      <w:pPr>
+        <w:pStyle w:val="ListParagraph"/>
+        <w:numPr>
+          <w:ilvl w:val="0"/>
+          <w:numId w:val="6"/>
+        </w:numPr>
+        <w:spacing w:after="100"/>
+      </w:pPr>
+      <w:r>
+        <w:t xml:space="preserve">Click New + → Web Service.</w:t>
+      </w:r>
+    </w:p>
+    <w:p>
+      <w:pPr>
+        <w:pStyle w:val="ListParagraph"/>
+        <w:numPr>
+          <w:ilvl w:val="0"/>
+          <w:numId w:val="6"/>
+        </w:numPr>
+        <w:spacing w:after="100"/>
+      </w:pPr>
+      <w:r>
+        <w:t xml:space="preserve">Connect the arena-cfo-slack-bot repo you just created.</w:t>
+      </w:r>
+    </w:p>
+    <w:p>
+      <w:pPr>
+        <w:pStyle w:val="ListParagraph"/>
+        <w:numPr>
+          <w:ilvl w:val="0"/>
+          <w:numId w:val="6"/>
+        </w:numPr>
+        <w:spacing w:after="100"/>
+      </w:pPr>
+      <w:r>
+        <w:t xml:space="preserve">Leave Root Directory blank (the repo root is already the bot's contents from step 3A).</w:t>
+      </w:r>
+    </w:p>
+    <w:p>
+      <w:pPr>
+        <w:pStyle w:val="ListParagraph"/>
+        <w:numPr>
+          <w:ilvl w:val="0"/>
+          <w:numId w:val="6"/>
+        </w:numPr>
+        <w:spacing w:after="100"/>
+      </w:pPr>
+      <w:r>
+        <w:t xml:space="preserve">Build Command: npm install</w:t>
+      </w:r>
+    </w:p>
+    <w:p>
+      <w:pPr>
+        <w:pStyle w:val="ListParagraph"/>
+        <w:numPr>
+          <w:ilvl w:val="0"/>
+          <w:numId w:val="6"/>
+        </w:numPr>
+        <w:spacing w:after="100"/>
+      </w:pPr>
+      <w:r>
+        <w:t xml:space="preserve">Start Command: npm start</w:t>
+      </w:r>
+    </w:p>
+    <w:p>
+      <w:pPr>
+        <w:pStyle w:val="ListParagraph"/>
+        <w:numPr>
+          <w:ilvl w:val="0"/>
+          <w:numId w:val="6"/>
+        </w:numPr>
+        <w:spacing w:after="100"/>
+      </w:pPr>
+      <w:r>
+        <w:t xml:space="preserve">Don't click Create yet — the next part (3C) adds required settings first.</w:t>
+      </w:r>
+    </w:p>
+    <w:p>
+      <w:pPr>
+        <w:pStyle w:val="Heading2"/>
+        <w:spacing w:after="100" w:before="220"/>
+      </w:pPr>
+      <w:r>
+        <w:t xml:space="preserve">3C — Add the bot's settings (environment variables)</w:t>
+      </w:r>
+    </w:p>
+    <w:p>
+      <w:pPr>
+        <w:spacing w:after="160"/>
+      </w:pPr>
+      <w:r>
+        <w:t xml:space="preserve">These are the three private values the bot needs to run. On the same Render setup screen, look for Environment Variables (or Advanced → Add Environment Variable) and add each one below as its own entry — name on the left, value on the right.</w:t>
+      </w:r>
+    </w:p>
+    <w:p>
+      <w:pPr>
+        <w:pStyle w:val="ListParagraph"/>
+        <w:numPr>
+          <w:ilvl w:val="0"/>
+          <w:numId w:val="7"/>
+        </w:numPr>
+        <w:spacing w:after="100"/>
+      </w:pPr>
+      <w:r>
+        <w:t xml:space="preserve">SLACK_BOT_TOKEN — paste the xoxb-... token you copied in Part 1, step 7.</w:t>
+      </w:r>
+    </w:p>
+    <w:p>
+      <w:pPr>
+        <w:pStyle w:val="ListParagraph"/>
+        <w:numPr>
+          <w:ilvl w:val="0"/>
+          <w:numId w:val="7"/>
+        </w:numPr>
+        <w:spacing w:after="100"/>
+      </w:pPr>
+      <w:r>
+        <w:t xml:space="preserve">SLACK_SIGNING_SECRET — paste the secret you copied in Part 1, step 8.</w:t>
+      </w:r>
+    </w:p>
+    <w:p>
+      <w:pPr>
+        <w:pStyle w:val="ListParagraph"/>
+        <w:numPr>
+          <w:ilvl w:val="0"/>
+          <w:numId w:val="7"/>
+        </w:numPr>
+        <w:spacing w:after="100"/>
+      </w:pPr>
+      <w:r>
+        <w:t xml:space="preserve">ANTHROPIC_API_KEY — your Claude API key from console.anthropic.com / platform.claude.com. Make sure the org that key belongs to has an active credit balance under Settings → Billing on that same site — a Claude.ai Pro/Max subscription is a separate product and does not fund this key.</w:t>
+      </w:r>
+    </w:p>
+    <w:p>
+      <w:pPr>
+        <w:spacing w:after="160"/>
+      </w:pPr>
+      <w:r>
+        <w:t xml:space="preserve">That's it for required settings — the flyer template ships inside the bot folder itself, so there's no separate URL to configure. Optional: ANTHROPIC_MODEL, only if you want to override the default; verify the current model ID in the Claude docs first if you do.</w:t>
+      </w:r>
+    </w:p>
+    <w:p>
+      <w:pPr>
+        <w:pStyle w:val="Heading2"/>
+        <w:spacing w:after="100" w:before="220"/>
+      </w:pPr>
+      <w:r>
+        <w:t xml:space="preserve">3D — Go live</w:t>
+      </w:r>
+    </w:p>
+    <w:p>
+      <w:pPr>
+        <w:pStyle w:val="ListParagraph"/>
+        <w:numPr>
+          <w:ilvl w:val="0"/>
+          <w:numId w:val="8"/>
+        </w:numPr>
+        <w:spacing w:after="100"/>
+      </w:pPr>
+      <w:r>
+        <w:t xml:space="preserve">Click Create Web Service.</w:t>
+      </w:r>
+    </w:p>
+    <w:p>
+      <w:pPr>
+        <w:pStyle w:val="ListParagraph"/>
+        <w:numPr>
+          <w:ilvl w:val="0"/>
+          <w:numId w:val="8"/>
+        </w:numPr>
+        <w:spacing w:after="100"/>
+      </w:pPr>
+      <w:r>
+        <w:t xml:space="preserve">Wait 2–5 minutes for the status to show Live.</w:t>
+      </w:r>
+    </w:p>
+    <w:p>
+      <w:pPr>
+        <w:pStyle w:val="ListParagraph"/>
+        <w:numPr>
+          <w:ilvl w:val="0"/>
+          <w:numId w:val="8"/>
+        </w:numPr>
+        <w:spacing w:after="100"/>
+      </w:pPr>
+      <w:r>
+        <w:t xml:space="preserve">Copy the URL Render gives you at the top of the page — it looks like https://arena-cfo-bot.onrender.com. This is your bot's base URL.</w:t>
+      </w:r>
+    </w:p>
+    <w:p>
+      <w:pPr>
+        <w:pStyle w:val="Heading2"/>
+        <w:spacing w:after="100" w:before="220"/>
+      </w:pPr>
+      <w:r>
+        <w:t xml:space="preserve">3E — Tell Slack where the bot lives</w:t>
+      </w:r>
+    </w:p>
+    <w:p>
+      <w:pPr>
+        <w:pStyle w:val="ListParagraph"/>
+        <w:numPr>
+          <w:ilvl w:val="0"/>
+          <w:numId w:val="9"/>
+        </w:numPr>
+        <w:spacing w:after="100"/>
+      </w:pPr>
+      <w:r>
+        <w:t xml:space="preserve">Back in your Slack app settings (api.slack.com/apps → your app) → Event Subscriptions.</w:t>
+      </w:r>
+    </w:p>
+    <w:p>
+      <w:pPr>
+        <w:pStyle w:val="ListParagraph"/>
+        <w:numPr>
+          <w:ilvl w:val="0"/>
+          <w:numId w:val="9"/>
+        </w:numPr>
+        <w:spacing w:after="100"/>
+      </w:pPr>
+      <w:r>
+        <w:t xml:space="preserve">In the Request URL box, paste your base URL from 3D with /slack/events added on the end, e.g. https://arena-cfo-bot.onrender.com/slack/events.</w:t>
+      </w:r>
+    </w:p>
+    <w:p>
+      <w:pPr>
+        <w:pStyle w:val="ListParagraph"/>
+        <w:numPr>
+          <w:ilvl w:val="0"/>
+          <w:numId w:val="9"/>
+        </w:numPr>
+        <w:spacing w:after="100"/>
+      </w:pPr>
+      <w:r>
+        <w:t xml:space="preserve">Slack checks the URL automatically — wait for the green "Verified" checkmark, then click Save Changes.</w:t>
+      </w:r>
+    </w:p>
+    <w:p>
+      <w:pPr>
+        <w:pBdr>
+          <w:left w:val="single" w:color="FF7F60" w:sz="12" w:space="8"/>
+        </w:pBdr>
+        <w:spacing w:after="200"/>
+        <w:ind w:left="120"/>
+      </w:pPr>
+      <w:r>
+        <w:rPr>
+          <w:b/>
+          <w:bCs/>
+          <w:color w:val="1C5BB9"/>
+        </w:rPr>
+        <w:t xml:space="preserve">Note: </w:t>
+      </w:r>
+      <w:r>
+        <w:t xml:space="preserve">If verification fails, the Render service usually just isn't finished starting up yet — wait a minute and try Save again.</w:t>
+      </w:r>
+    </w:p>
+    <w:p>
+      <w:pPr>
+        <w:pStyle w:val="Heading1"/>
+        <w:spacing w:after="160" w:before="320"/>
+      </w:pPr>
+      <w:r>
+        <w:t xml:space="preserve">Part 4 — Test it</w:t>
+      </w:r>
+    </w:p>
+    <w:p>
+      <w:pPr>
+        <w:pStyle w:val="ListParagraph"/>
+        <w:numPr>
+          <w:ilvl w:val="0"/>
+          <w:numId w:val="10"/>
+        </w:numPr>
+        <w:spacing w:after="100"/>
+      </w:pPr>
+      <w:r>
+        <w:t xml:space="preserve">Open #cfo-profiles in Slack.</w:t>
+      </w:r>
+    </w:p>
+    <w:p>
+      <w:pPr>
+        <w:pStyle w:val="ListParagraph"/>
+        <w:numPr>
+          <w:ilvl w:val="0"/>
+          <w:numId w:val="10"/>
+        </w:numPr>
+        <w:spacing w:after="100"/>
+      </w:pPr>
+      <w:r>
+        <w:t xml:space="preserve">Post a message with two file attachments: a résumé (PDF or .txt) and a headshot (image).</w:t>
+      </w:r>
+    </w:p>
+    <w:p>
+      <w:pPr>
+        <w:pStyle w:val="ListParagraph"/>
+        <w:numPr>
+          <w:ilvl w:val="0"/>
+          <w:numId w:val="10"/>
+        </w:numPr>
+        <w:spacing w:after="100"/>
+      </w:pPr>
+      <w:r>
+        <w:t xml:space="preserve">Within a few seconds you should see an acknowledgement in-thread ("Building your Arena CFO profile…"), followed by the PNG and PDF.</w:t>
+      </w:r>
+    </w:p>
+    <w:p>
+      <w:pPr>
+        <w:pStyle w:val="ListParagraph"/>
+        <w:numPr>
+          <w:ilvl w:val="0"/>
+          <w:numId w:val="10"/>
+        </w:numPr>
+        <w:spacing w:after="100"/>
+      </w:pPr>
+      <w:r>
+        <w:t xml:space="preserve">If a headshot wasn't attached, the bot will ask for one in the thread instead of guessing.</w:t>
+      </w:r>
+    </w:p>
+    <w:p>
+      <w:pPr>
+        <w:pStyle w:val="Heading1"/>
+        <w:spacing w:after="160" w:before="320"/>
+      </w:pPr>
+      <w:r>
         <w:t xml:space="preserve">Troubleshooting</w:t>
       </w:r>
     </w:p>
@@ -771,7 +778,7 @@
         <w:spacing w:after="80"/>
       </w:pPr>
       <w:r>
-        <w:t xml:space="preserve">Bot never responds — confirm it was /invited to the channel, and that message.channels (or message.groups for private channels) is subscribed under Event Subscriptions.</w:t>
+        <w:t xml:space="preserve">Bot never responds — confirm it was /invited to the channel, and that message.channels and message.groups (for private channels) are subscribed under Event Subscriptions, and that channels:history / groups:history scopes are added and the app reinstalled.</w:t>
       </w:r>
     </w:p>
     <w:p>
@@ -785,6 +792,45 @@
       </w:pPr>
       <w:r>
         <w:t xml:space="preserve">"not_in_channel" errors in the logs — invite the app to the channel again.</w:t>
+      </w:r>
+    </w:p>
+    <w:p>
+      <w:pPr>
+        <w:pStyle w:val="ListParagraph"/>
+        <w:numPr>
+          <w:ilvl w:val="0"/>
+          <w:numId w:val="2"/>
+        </w:numPr>
+        <w:spacing w:after="80"/>
+      </w:pPr>
+      <w:r>
+        <w:t xml:space="preserve">"Could not find Chrome" error — a known Puppeteer-on-Render issue; the included bot/puppeteer.config.cjs fixes it. Use Manual Deploy → Clear build cache &amp; deploy on Render after adding it, so npm install re-downloads Chrome to the corrected path.</w:t>
+      </w:r>
+    </w:p>
+    <w:p>
+      <w:pPr>
+        <w:pStyle w:val="ListParagraph"/>
+        <w:numPr>
+          <w:ilvl w:val="0"/>
+          <w:numId w:val="2"/>
+        </w:numPr>
+        <w:spacing w:after="80"/>
+      </w:pPr>
+      <w:r>
+        <w:t xml:space="preserve">"net::ERR_FILE_NOT_FOUND" pointing at a flyer.html path — means the template folder isn't where the bot expects it. In this package the template lives inside bot/template/, resolved relative to the code itself, so as long as the whole bot folder (including template/) was uploaded together, this shouldn't occur.</w:t>
+      </w:r>
+    </w:p>
+    <w:p>
+      <w:pPr>
+        <w:pStyle w:val="ListParagraph"/>
+        <w:numPr>
+          <w:ilvl w:val="0"/>
+          <w:numId w:val="2"/>
+        </w:numPr>
+        <w:spacing w:after="80"/>
+      </w:pPr>
+      <w:r>
+        <w:t xml:space="preserve">"credit balance is too low" even after adding credits — double-check the credits were added at platform.claude.com/settings/billing (the API/Console billing page), not a separate Claude.ai Pro/Max/Team subscription — those are different products and don't share a balance. Also confirm the API key was generated under the same Console organization where the balance shows.</w:t>
       </w:r>
     </w:p>
     <w:p>

--- a/Arena_CFO_Slack_Bot_Setup_Guide.docx
+++ b/Arena_CFO_Slack_Bot_Setup_Guide.docx
@@ -79,7 +79,7 @@
         <w:t xml:space="preserve">Note: </w:t>
       </w:r>
       <w:r>
-        <w:t xml:space="preserve">The ready-to-deploy code for this (the bot itself, including its flyer template) is in the accompanying arena-cfo-slack-bot/bot folder. This document covers the account setup and deployment steps around that code — creating the Slack app, getting tokens, hosting the service, and testing it.</w:t>
+        <w:t xml:space="preserve">The ready-to-deploy code for this (the bot itself and the flyer template) is in the accompanying arena-cfo-slack-bot code package. This document covers the account setup and deployment steps around that code — creating the Slack app, getting tokens, hosting the service, and testing it.</w:t>
       </w:r>
     </w:p>
     <w:p>
@@ -114,7 +114,7 @@
         <w:spacing w:after="80"/>
       </w:pPr>
       <w:r>
-        <w:t xml:space="preserve">An Anthropic API key with an active credit balance (console.anthropic.com / platform.claude.com) for the profile-extraction step</w:t>
+        <w:t xml:space="preserve">An Anthropic API key (console.anthropic.com) for the profile-extraction step</w:t>
       </w:r>
     </w:p>
     <w:p>
@@ -188,7 +188,7 @@
         <w:spacing w:after="100"/>
       </w:pPr>
       <w:r>
-        <w:t xml:space="preserve">Left sidebar → OAuth &amp; Permissions → scroll to Scopes → Bot Token Scopes → Add an OAuth Scope. Add: channels:history, files:read, files:write, chat:write, groups:history (the last one is required if #cfo-profiles is private).</w:t>
+        <w:t xml:space="preserve">Left sidebar → OAuth &amp; Permissions → scroll to Scopes → Bot Token Scopes → Add an OAuth Scope. Add: channels:history, files:read, files:write, chat:write (add groups:history too if #cfo-profiles is private).</w:t>
       </w:r>
     </w:p>
     <w:p>
@@ -214,7 +214,7 @@
         <w:spacing w:after="100"/>
       </w:pPr>
       <w:r>
-        <w:t xml:space="preserve">Still on Event Subscriptions → Subscribe to bot events → add message.channels and message.groups (the second is required for private channels).</w:t>
+        <w:t xml:space="preserve">Still on Event Subscriptions → Subscribe to bot events → add message.channels (add message.groups too if the channel is private).</w:t>
       </w:r>
     </w:p>
     <w:p>
@@ -254,6 +254,408 @@
       </w:pPr>
       <w:r>
         <w:t xml:space="preserve">Left sidebar → Basic Information → App Credentials → copy the Signing Secret. You'll need this too.</w:t>
+      </w:r>
+    </w:p>
+    <w:p>
+      <w:pPr>
+        <w:pStyle w:val="Heading1"/>
+        <w:spacing w:after="160" w:before="320"/>
+      </w:pPr>
+      <w:r>
+        <w:t xml:space="preserve">Part 2 — Pick the channel</w:t>
+      </w:r>
+    </w:p>
+    <w:p>
+      <w:pPr>
+        <w:pStyle w:val="ListParagraph"/>
+        <w:numPr>
+          <w:ilvl w:val="0"/>
+          <w:numId w:val="4"/>
+        </w:numPr>
+        <w:spacing w:after="100"/>
+      </w:pPr>
+      <w:r>
+        <w:t xml:space="preserve">In Slack, create or open #cfo-profiles.</w:t>
+      </w:r>
+    </w:p>
+    <w:p>
+      <w:pPr>
+        <w:pStyle w:val="ListParagraph"/>
+        <w:numPr>
+          <w:ilvl w:val="0"/>
+          <w:numId w:val="4"/>
+        </w:numPr>
+        <w:spacing w:after="100"/>
+      </w:pPr>
+      <w:r>
+        <w:t xml:space="preserve">Invite the app: type /invite @Arena CFO Profiles and send.</w:t>
+      </w:r>
+    </w:p>
+    <w:p>
+      <w:pPr>
+        <w:pStyle w:val="ListParagraph"/>
+        <w:numPr>
+          <w:ilvl w:val="0"/>
+          <w:numId w:val="4"/>
+        </w:numPr>
+        <w:spacing w:after="100"/>
+      </w:pPr>
+      <w:r>
+        <w:t xml:space="preserve">Click the channel name → scroll to the bottom of the popup → copy the Channel ID (starts with C). The bot code doesn't need this ID directly for Option A (it listens on any channel it's been invited to), but keep it handy for reference and troubleshooting.</w:t>
+      </w:r>
+    </w:p>
+    <w:p>
+      <w:pPr>
+        <w:pStyle w:val="Heading1"/>
+        <w:spacing w:after="160" w:before="320"/>
+      </w:pPr>
+      <w:r>
+        <w:t xml:space="preserve">Part 3 — Host the bot</w:t>
+      </w:r>
+    </w:p>
+    <w:p>
+      <w:pPr>
+        <w:spacing w:after="160"/>
+      </w:pPr>
+      <w:r>
+        <w:t xml:space="preserve">"Hosting" just means putting the bot's code somewhere that runs all the time, so it's always listening in Slack. Broken into five short pieces below — do them in order.</w:t>
+      </w:r>
+    </w:p>
+    <w:p>
+      <w:pPr>
+        <w:pStyle w:val="Heading2"/>
+        <w:spacing w:after="100" w:before="220"/>
+      </w:pPr>
+      <w:r>
+        <w:t xml:space="preserve">3A — Put the code on GitHub</w:t>
+      </w:r>
+    </w:p>
+    <w:p>
+      <w:pPr>
+        <w:spacing w:after="160"/>
+      </w:pPr>
+      <w:r>
+        <w:t xml:space="preserve">Render (the host we'll use) needs to pull the code from somewhere — GitHub is the standard, free way to do that.</w:t>
+      </w:r>
+    </w:p>
+    <w:p>
+      <w:pPr>
+        <w:pStyle w:val="ListParagraph"/>
+        <w:numPr>
+          <w:ilvl w:val="0"/>
+          <w:numId w:val="5"/>
+        </w:numPr>
+        <w:spacing w:after="100"/>
+      </w:pPr>
+      <w:r>
+        <w:t xml:space="preserve">Go to github.com → sign up (free) or sign in.</w:t>
+      </w:r>
+    </w:p>
+    <w:p>
+      <w:pPr>
+        <w:pStyle w:val="ListParagraph"/>
+        <w:numPr>
+          <w:ilvl w:val="0"/>
+          <w:numId w:val="5"/>
+        </w:numPr>
+        <w:spacing w:after="100"/>
+      </w:pPr>
+      <w:r>
+        <w:t xml:space="preserve">Click New repository. Name it arena-cfo-slack-bot. Keep it Private if you'd rather the code not be public. Click Create repository.</w:t>
+      </w:r>
+    </w:p>
+    <w:p>
+      <w:pPr>
+        <w:pStyle w:val="ListParagraph"/>
+        <w:numPr>
+          <w:ilvl w:val="0"/>
+          <w:numId w:val="5"/>
+        </w:numPr>
+        <w:spacing w:after="100"/>
+      </w:pPr>
+      <w:r>
+        <w:t xml:space="preserve">On the new repo's page, click "uploading an existing file" and drag in everything from the code package's bot folder (index.js, render.js, package.json, .env.example) — plus the template folder alongside it. Click Commit changes.</w:t>
+      </w:r>
+    </w:p>
+    <w:p>
+      <w:pPr>
+        <w:pStyle w:val="Heading2"/>
+        <w:spacing w:after="100" w:before="220"/>
+      </w:pPr>
+      <w:r>
+        <w:t xml:space="preserve">3B — Create the Render service</w:t>
+      </w:r>
+    </w:p>
+    <w:p>
+      <w:pPr>
+        <w:spacing w:after="160"/>
+      </w:pPr>
+      <w:r>
+        <w:t xml:space="preserve">This is the part that actually runs the bot, 24/7.</w:t>
+      </w:r>
+    </w:p>
+    <w:p>
+      <w:pPr>
+        <w:pStyle w:val="ListParagraph"/>
+        <w:numPr>
+          <w:ilvl w:val="0"/>
+          <w:numId w:val="6"/>
+        </w:numPr>
+        <w:spacing w:after="100"/>
+      </w:pPr>
+      <w:r>
+        <w:t xml:space="preserve">Go to render.com → sign up (free — you can sign up with your GitHub account to save a step).</w:t>
+      </w:r>
+    </w:p>
+    <w:p>
+      <w:pPr>
+        <w:pStyle w:val="ListParagraph"/>
+        <w:numPr>
+          <w:ilvl w:val="0"/>
+          <w:numId w:val="6"/>
+        </w:numPr>
+        <w:spacing w:after="100"/>
+      </w:pPr>
+      <w:r>
+        <w:t xml:space="preserve">Click New + → Web Service.</w:t>
+      </w:r>
+    </w:p>
+    <w:p>
+      <w:pPr>
+        <w:pStyle w:val="ListParagraph"/>
+        <w:numPr>
+          <w:ilvl w:val="0"/>
+          <w:numId w:val="6"/>
+        </w:numPr>
+        <w:spacing w:after="100"/>
+      </w:pPr>
+      <w:r>
+        <w:t xml:space="preserve">Connect the arena-cfo-slack-bot repo you just created.</w:t>
+      </w:r>
+    </w:p>
+    <w:p>
+      <w:pPr>
+        <w:pStyle w:val="ListParagraph"/>
+        <w:numPr>
+          <w:ilvl w:val="0"/>
+          <w:numId w:val="6"/>
+        </w:numPr>
+        <w:spacing w:after="100"/>
+      </w:pPr>
+      <w:r>
+        <w:t xml:space="preserve">When asked for a Root Directory, enter: bot</w:t>
+      </w:r>
+    </w:p>
+    <w:p>
+      <w:pPr>
+        <w:pStyle w:val="ListParagraph"/>
+        <w:numPr>
+          <w:ilvl w:val="0"/>
+          <w:numId w:val="6"/>
+        </w:numPr>
+        <w:spacing w:after="100"/>
+      </w:pPr>
+      <w:r>
+        <w:t xml:space="preserve">Build Command: npm install</w:t>
+      </w:r>
+    </w:p>
+    <w:p>
+      <w:pPr>
+        <w:pStyle w:val="ListParagraph"/>
+        <w:numPr>
+          <w:ilvl w:val="0"/>
+          <w:numId w:val="6"/>
+        </w:numPr>
+        <w:spacing w:after="100"/>
+      </w:pPr>
+      <w:r>
+        <w:t xml:space="preserve">Start Command: npm start</w:t>
+      </w:r>
+    </w:p>
+    <w:p>
+      <w:pPr>
+        <w:pStyle w:val="ListParagraph"/>
+        <w:numPr>
+          <w:ilvl w:val="0"/>
+          <w:numId w:val="6"/>
+        </w:numPr>
+        <w:spacing w:after="100"/>
+      </w:pPr>
+      <w:r>
+        <w:t xml:space="preserve">Don't click Create yet — the next part (3C) adds required settings first.</w:t>
+      </w:r>
+    </w:p>
+    <w:p>
+      <w:pPr>
+        <w:pStyle w:val="Heading2"/>
+        <w:spacing w:after="100" w:before="220"/>
+      </w:pPr>
+      <w:r>
+        <w:t xml:space="preserve">3C — Add the bot's settings (environment variables)</w:t>
+      </w:r>
+    </w:p>
+    <w:p>
+      <w:pPr>
+        <w:spacing w:after="160"/>
+      </w:pPr>
+      <w:r>
+        <w:t xml:space="preserve">These are the four private values the bot needs to run. On the same Render setup screen, look for Environment Variables (or Advanced → Add Environment Variable) and add each one below as its own entry — name on the left, value on the right.</w:t>
+      </w:r>
+    </w:p>
+    <w:p>
+      <w:pPr>
+        <w:pStyle w:val="ListParagraph"/>
+        <w:numPr>
+          <w:ilvl w:val="0"/>
+          <w:numId w:val="7"/>
+        </w:numPr>
+        <w:spacing w:after="100"/>
+      </w:pPr>
+      <w:r>
+        <w:t xml:space="preserve">SLACK_BOT_TOKEN — paste the xoxb-... token you copied in Part 1, step 7.</w:t>
+      </w:r>
+    </w:p>
+    <w:p>
+      <w:pPr>
+        <w:pStyle w:val="ListParagraph"/>
+        <w:numPr>
+          <w:ilvl w:val="0"/>
+          <w:numId w:val="7"/>
+        </w:numPr>
+        <w:spacing w:after="100"/>
+      </w:pPr>
+      <w:r>
+        <w:t xml:space="preserve">SLACK_SIGNING_SECRET — paste the secret you copied in Part 1, step 8.</w:t>
+      </w:r>
+    </w:p>
+    <w:p>
+      <w:pPr>
+        <w:pStyle w:val="ListParagraph"/>
+        <w:numPr>
+          <w:ilvl w:val="0"/>
+          <w:numId w:val="7"/>
+        </w:numPr>
+        <w:spacing w:after="100"/>
+      </w:pPr>
+      <w:r>
+        <w:t xml:space="preserve">ANTHROPIC_API_KEY — your Claude API key from console.anthropic.com.</w:t>
+      </w:r>
+    </w:p>
+    <w:p>
+      <w:pPr>
+        <w:pStyle w:val="ListParagraph"/>
+        <w:numPr>
+          <w:ilvl w:val="0"/>
+          <w:numId w:val="7"/>
+        </w:numPr>
+        <w:spacing w:after="100"/>
+      </w:pPr>
+      <w:r>
+        <w:t xml:space="preserve">FLYER_URL — enter exactly: file:///app/template/flyer.html (this tells the bot where to find the flyer design — leave it as-is).</w:t>
+      </w:r>
+    </w:p>
+    <w:p>
+      <w:pPr>
+        <w:spacing w:after="160"/>
+      </w:pPr>
+      <w:r>
+        <w:t xml:space="preserve">Optional: ANTHROPIC_MODEL — only add this if you want to override the default; otherwise skip it. If you do set it, verify the current model ID in the Claude docs (docs.claude.com) first.</w:t>
+      </w:r>
+    </w:p>
+    <w:p>
+      <w:pPr>
+        <w:pStyle w:val="Heading2"/>
+        <w:spacing w:after="100" w:before="220"/>
+      </w:pPr>
+      <w:r>
+        <w:t xml:space="preserve">3D — Go live</w:t>
+      </w:r>
+    </w:p>
+    <w:p>
+      <w:pPr>
+        <w:pStyle w:val="ListParagraph"/>
+        <w:numPr>
+          <w:ilvl w:val="0"/>
+          <w:numId w:val="8"/>
+        </w:numPr>
+        <w:spacing w:after="100"/>
+      </w:pPr>
+      <w:r>
+        <w:t xml:space="preserve">Click Create Web Service.</w:t>
+      </w:r>
+    </w:p>
+    <w:p>
+      <w:pPr>
+        <w:pStyle w:val="ListParagraph"/>
+        <w:numPr>
+          <w:ilvl w:val="0"/>
+          <w:numId w:val="8"/>
+        </w:numPr>
+        <w:spacing w:after="100"/>
+      </w:pPr>
+      <w:r>
+        <w:t xml:space="preserve">Wait 2–5 minutes for the status to show Live.</w:t>
+      </w:r>
+    </w:p>
+    <w:p>
+      <w:pPr>
+        <w:pStyle w:val="ListParagraph"/>
+        <w:numPr>
+          <w:ilvl w:val="0"/>
+          <w:numId w:val="8"/>
+        </w:numPr>
+        <w:spacing w:after="100"/>
+      </w:pPr>
+      <w:r>
+        <w:t xml:space="preserve">Copy the URL Render gives you at the top of the page — it looks like https://arena-cfo-bot.onrender.com. This is your bot's base URL.</w:t>
+      </w:r>
+    </w:p>
+    <w:p>
+      <w:pPr>
+        <w:pStyle w:val="Heading2"/>
+        <w:spacing w:after="100" w:before="220"/>
+      </w:pPr>
+      <w:r>
+        <w:t xml:space="preserve">3E — Tell Slack where the bot lives</w:t>
+      </w:r>
+    </w:p>
+    <w:p>
+      <w:pPr>
+        <w:pStyle w:val="ListParagraph"/>
+        <w:numPr>
+          <w:ilvl w:val="0"/>
+          <w:numId w:val="9"/>
+        </w:numPr>
+        <w:spacing w:after="100"/>
+      </w:pPr>
+      <w:r>
+        <w:t xml:space="preserve">Back in your Slack app settings (api.slack.com/apps → your app) → Event Subscriptions.</w:t>
+      </w:r>
+    </w:p>
+    <w:p>
+      <w:pPr>
+        <w:pStyle w:val="ListParagraph"/>
+        <w:numPr>
+          <w:ilvl w:val="0"/>
+          <w:numId w:val="9"/>
+        </w:numPr>
+        <w:spacing w:after="100"/>
+      </w:pPr>
+      <w:r>
+        <w:t xml:space="preserve">In the Request URL box, paste your base URL from 3D with /slack/events added on the end, e.g. https://arena-cfo-bot.onrender.com/slack/events.</w:t>
+      </w:r>
+    </w:p>
+    <w:p>
+      <w:pPr>
+        <w:pStyle w:val="ListParagraph"/>
+        <w:numPr>
+          <w:ilvl w:val="0"/>
+          <w:numId w:val="9"/>
+        </w:numPr>
+        <w:spacing w:after="100"/>
+      </w:pPr>
+      <w:r>
+        <w:t xml:space="preserve">Slack checks the URL automatically — wait for the green "Verified" checkmark, then click Save Changes.</w:t>
       </w:r>
     </w:p>
     <w:p>
@@ -273,7 +675,7 @@
         <w:t xml:space="preserve">Note: </w:t>
       </w:r>
       <w:r>
-        <w:t xml:space="preserve">If you add scopes or event subscriptions after already installing once, Slack requires you to reinstall the app (same Install to Workspace button) for the changes to take effect.</w:t>
+        <w:t xml:space="preserve">If verification fails, the Render service usually just isn't finished starting up yet — wait a minute and try Save again.</w:t>
       </w:r>
     </w:p>
     <w:p>
@@ -282,46 +684,59 @@
         <w:spacing w:after="160" w:before="320"/>
       </w:pPr>
       <w:r>
-        <w:t xml:space="preserve">Part 2 — Pick the channel</w:t>
-      </w:r>
-    </w:p>
-    <w:p>
-      <w:pPr>
-        <w:pStyle w:val="ListParagraph"/>
-        <w:numPr>
-          <w:ilvl w:val="0"/>
-          <w:numId w:val="4"/>
-        </w:numPr>
-        <w:spacing w:after="100"/>
-      </w:pPr>
-      <w:r>
-        <w:t xml:space="preserve">In Slack, create or open #cfo-profiles.</w:t>
-      </w:r>
-    </w:p>
-    <w:p>
-      <w:pPr>
-        <w:pStyle w:val="ListParagraph"/>
-        <w:numPr>
-          <w:ilvl w:val="0"/>
-          <w:numId w:val="4"/>
-        </w:numPr>
-        <w:spacing w:after="100"/>
-      </w:pPr>
-      <w:r>
-        <w:t xml:space="preserve">Invite the app: type /invite @ and start typing the bot's name (check Features → App Home in your Slack app settings for its exact display name, which can differ slightly from the app name above), then send.</w:t>
-      </w:r>
-    </w:p>
-    <w:p>
-      <w:pPr>
-        <w:pStyle w:val="ListParagraph"/>
-        <w:numPr>
-          <w:ilvl w:val="0"/>
-          <w:numId w:val="4"/>
-        </w:numPr>
-        <w:spacing w:after="100"/>
-      </w:pPr>
-      <w:r>
-        <w:t xml:space="preserve">Click the channel name → scroll to the bottom of the popup → copy the Channel ID (starts with C). The bot code doesn't need this ID directly for Option A (it listens on any channel it's been invited to), but keep it handy for reference and troubleshooting.</w:t>
+        <w:t xml:space="preserve">Part 4 — Test it</w:t>
+      </w:r>
+    </w:p>
+    <w:p>
+      <w:pPr>
+        <w:pStyle w:val="ListParagraph"/>
+        <w:numPr>
+          <w:ilvl w:val="0"/>
+          <w:numId w:val="10"/>
+        </w:numPr>
+        <w:spacing w:after="100"/>
+      </w:pPr>
+      <w:r>
+        <w:t xml:space="preserve">Open #cfo-profiles in Slack.</w:t>
+      </w:r>
+    </w:p>
+    <w:p>
+      <w:pPr>
+        <w:pStyle w:val="ListParagraph"/>
+        <w:numPr>
+          <w:ilvl w:val="0"/>
+          <w:numId w:val="10"/>
+        </w:numPr>
+        <w:spacing w:after="100"/>
+      </w:pPr>
+      <w:r>
+        <w:t xml:space="preserve">Post a message with two file attachments: a résumé (PDF or .txt) and a headshot (image).</w:t>
+      </w:r>
+    </w:p>
+    <w:p>
+      <w:pPr>
+        <w:pStyle w:val="ListParagraph"/>
+        <w:numPr>
+          <w:ilvl w:val="0"/>
+          <w:numId w:val="10"/>
+        </w:numPr>
+        <w:spacing w:after="100"/>
+      </w:pPr>
+      <w:r>
+        <w:t xml:space="preserve">Within a few seconds you should see an acknowledgement in-thread ("Building your Arena CFO profile…"), followed by the PNG and PDF.</w:t>
+      </w:r>
+    </w:p>
+    <w:p>
+      <w:pPr>
+        <w:pStyle w:val="ListParagraph"/>
+        <w:numPr>
+          <w:ilvl w:val="0"/>
+          <w:numId w:val="10"/>
+        </w:numPr>
+        <w:spacing w:after="100"/>
+      </w:pPr>
+      <w:r>
+        <w:t xml:space="preserve">If a headshot wasn't attached, the bot will ask for one in the thread instead of guessing.</w:t>
       </w:r>
     </w:p>
     <w:p>
@@ -330,428 +745,6 @@
         <w:spacing w:after="160" w:before="320"/>
       </w:pPr>
       <w:r>
-        <w:t xml:space="preserve">Part 3 — Host the bot</w:t>
-      </w:r>
-    </w:p>
-    <w:p>
-      <w:pPr>
-        <w:spacing w:after="160"/>
-      </w:pPr>
-      <w:r>
-        <w:t xml:space="preserve">"Hosting" just means putting the bot's code somewhere that runs all the time, so it's always listening in Slack. Broken into five short pieces below — do them in order.</w:t>
-      </w:r>
-    </w:p>
-    <w:p>
-      <w:pPr>
-        <w:pStyle w:val="Heading2"/>
-        <w:spacing w:after="100" w:before="220"/>
-      </w:pPr>
-      <w:r>
-        <w:t xml:space="preserve">3A — Put the code on GitHub</w:t>
-      </w:r>
-    </w:p>
-    <w:p>
-      <w:pPr>
-        <w:spacing w:after="160"/>
-      </w:pPr>
-      <w:r>
-        <w:t xml:space="preserve">Render (the host we'll use) needs to pull the code from somewhere — GitHub is the standard, free way to do that.</w:t>
-      </w:r>
-    </w:p>
-    <w:p>
-      <w:pPr>
-        <w:pStyle w:val="ListParagraph"/>
-        <w:numPr>
-          <w:ilvl w:val="0"/>
-          <w:numId w:val="5"/>
-        </w:numPr>
-        <w:spacing w:after="100"/>
-      </w:pPr>
-      <w:r>
-        <w:t xml:space="preserve">Go to github.com → sign up (free) or sign in.</w:t>
-      </w:r>
-    </w:p>
-    <w:p>
-      <w:pPr>
-        <w:pStyle w:val="ListParagraph"/>
-        <w:numPr>
-          <w:ilvl w:val="0"/>
-          <w:numId w:val="5"/>
-        </w:numPr>
-        <w:spacing w:after="100"/>
-      </w:pPr>
-      <w:r>
-        <w:t xml:space="preserve">Click New repository. Name it arena-cfo-slack-bot. Keep it Private if you'd rather the code not be public. Click Create repository.</w:t>
-      </w:r>
-    </w:p>
-    <w:p>
-      <w:pPr>
-        <w:pStyle w:val="ListParagraph"/>
-        <w:numPr>
-          <w:ilvl w:val="0"/>
-          <w:numId w:val="5"/>
-        </w:numPr>
-        <w:spacing w:after="100"/>
-      </w:pPr>
-      <w:r>
-        <w:t xml:space="preserve">On the new repo's page, click "uploading an existing file" and drag in the entire contents of the code package's bot folder — including its template subfolder — so the repo root ends up holding index.js, render.js, package.json, .env.example, puppeteer.config.cjs, and template/flyer.html. Click Commit changes.</w:t>
-      </w:r>
-    </w:p>
-    <w:p>
-      <w:pPr>
-        <w:pStyle w:val="Heading2"/>
-        <w:spacing w:after="100" w:before="220"/>
-      </w:pPr>
-      <w:r>
-        <w:t xml:space="preserve">3B — Create the Render service</w:t>
-      </w:r>
-    </w:p>
-    <w:p>
-      <w:pPr>
-        <w:spacing w:after="160"/>
-      </w:pPr>
-      <w:r>
-        <w:t xml:space="preserve">This is the part that actually runs the bot, 24/7.</w:t>
-      </w:r>
-    </w:p>
-    <w:p>
-      <w:pPr>
-        <w:pStyle w:val="ListParagraph"/>
-        <w:numPr>
-          <w:ilvl w:val="0"/>
-          <w:numId w:val="6"/>
-        </w:numPr>
-        <w:spacing w:after="100"/>
-      </w:pPr>
-      <w:r>
-        <w:t xml:space="preserve">Go to render.com → sign up (free — you can sign up with your GitHub account to save a step).</w:t>
-      </w:r>
-    </w:p>
-    <w:p>
-      <w:pPr>
-        <w:pStyle w:val="ListParagraph"/>
-        <w:numPr>
-          <w:ilvl w:val="0"/>
-          <w:numId w:val="6"/>
-        </w:numPr>
-        <w:spacing w:after="100"/>
-      </w:pPr>
-      <w:r>
-        <w:t xml:space="preserve">Click New + → Web Service.</w:t>
-      </w:r>
-    </w:p>
-    <w:p>
-      <w:pPr>
-        <w:pStyle w:val="ListParagraph"/>
-        <w:numPr>
-          <w:ilvl w:val="0"/>
-          <w:numId w:val="6"/>
-        </w:numPr>
-        <w:spacing w:after="100"/>
-      </w:pPr>
-      <w:r>
-        <w:t xml:space="preserve">Connect the arena-cfo-slack-bot repo you just created.</w:t>
-      </w:r>
-    </w:p>
-    <w:p>
-      <w:pPr>
-        <w:pStyle w:val="ListParagraph"/>
-        <w:numPr>
-          <w:ilvl w:val="0"/>
-          <w:numId w:val="6"/>
-        </w:numPr>
-        <w:spacing w:after="100"/>
-      </w:pPr>
-      <w:r>
-        <w:t xml:space="preserve">Leave Root Directory blank (the repo root is already the bot's contents from step 3A).</w:t>
-      </w:r>
-    </w:p>
-    <w:p>
-      <w:pPr>
-        <w:pStyle w:val="ListParagraph"/>
-        <w:numPr>
-          <w:ilvl w:val="0"/>
-          <w:numId w:val="6"/>
-        </w:numPr>
-        <w:spacing w:after="100"/>
-      </w:pPr>
-      <w:r>
-        <w:t xml:space="preserve">Build Command: npm install</w:t>
-      </w:r>
-    </w:p>
-    <w:p>
-      <w:pPr>
-        <w:pStyle w:val="ListParagraph"/>
-        <w:numPr>
-          <w:ilvl w:val="0"/>
-          <w:numId w:val="6"/>
-        </w:numPr>
-        <w:spacing w:after="100"/>
-      </w:pPr>
-      <w:r>
-        <w:t xml:space="preserve">Start Command: npm start</w:t>
-      </w:r>
-    </w:p>
-    <w:p>
-      <w:pPr>
-        <w:pStyle w:val="ListParagraph"/>
-        <w:numPr>
-          <w:ilvl w:val="0"/>
-          <w:numId w:val="6"/>
-        </w:numPr>
-        <w:spacing w:after="100"/>
-      </w:pPr>
-      <w:r>
-        <w:t xml:space="preserve">Don't click Create yet — the next part (3C) adds required settings first.</w:t>
-      </w:r>
-    </w:p>
-    <w:p>
-      <w:pPr>
-        <w:pStyle w:val="Heading2"/>
-        <w:spacing w:after="100" w:before="220"/>
-      </w:pPr>
-      <w:r>
-        <w:t xml:space="preserve">3C — Add the bot's settings (environment variables)</w:t>
-      </w:r>
-    </w:p>
-    <w:p>
-      <w:pPr>
-        <w:spacing w:after="160"/>
-      </w:pPr>
-      <w:r>
-        <w:t xml:space="preserve">These are the three private values the bot needs to run. On the same Render setup screen, look for Environment Variables (or Advanced → Add Environment Variable) and add each one below as its own entry — name on the left, value on the right.</w:t>
-      </w:r>
-    </w:p>
-    <w:p>
-      <w:pPr>
-        <w:pStyle w:val="ListParagraph"/>
-        <w:numPr>
-          <w:ilvl w:val="0"/>
-          <w:numId w:val="7"/>
-        </w:numPr>
-        <w:spacing w:after="100"/>
-      </w:pPr>
-      <w:r>
-        <w:t xml:space="preserve">SLACK_BOT_TOKEN — paste the xoxb-... token you copied in Part 1, step 7.</w:t>
-      </w:r>
-    </w:p>
-    <w:p>
-      <w:pPr>
-        <w:pStyle w:val="ListParagraph"/>
-        <w:numPr>
-          <w:ilvl w:val="0"/>
-          <w:numId w:val="7"/>
-        </w:numPr>
-        <w:spacing w:after="100"/>
-      </w:pPr>
-      <w:r>
-        <w:t xml:space="preserve">SLACK_SIGNING_SECRET — paste the secret you copied in Part 1, step 8.</w:t>
-      </w:r>
-    </w:p>
-    <w:p>
-      <w:pPr>
-        <w:pStyle w:val="ListParagraph"/>
-        <w:numPr>
-          <w:ilvl w:val="0"/>
-          <w:numId w:val="7"/>
-        </w:numPr>
-        <w:spacing w:after="100"/>
-      </w:pPr>
-      <w:r>
-        <w:t xml:space="preserve">ANTHROPIC_API_KEY — your Claude API key from console.anthropic.com / platform.claude.com. Make sure the org that key belongs to has an active credit balance under Settings → Billing on that same site — a Claude.ai Pro/Max subscription is a separate product and does not fund this key.</w:t>
-      </w:r>
-    </w:p>
-    <w:p>
-      <w:pPr>
-        <w:spacing w:after="160"/>
-      </w:pPr>
-      <w:r>
-        <w:t xml:space="preserve">That's it for required settings — the flyer template ships inside the bot folder itself, so there's no separate URL to configure. Optional: ANTHROPIC_MODEL, only if you want to override the default; verify the current model ID in the Claude docs first if you do.</w:t>
-      </w:r>
-    </w:p>
-    <w:p>
-      <w:pPr>
-        <w:pStyle w:val="Heading2"/>
-        <w:spacing w:after="100" w:before="220"/>
-      </w:pPr>
-      <w:r>
-        <w:t xml:space="preserve">3D — Go live</w:t>
-      </w:r>
-    </w:p>
-    <w:p>
-      <w:pPr>
-        <w:pStyle w:val="ListParagraph"/>
-        <w:numPr>
-          <w:ilvl w:val="0"/>
-          <w:numId w:val="8"/>
-        </w:numPr>
-        <w:spacing w:after="100"/>
-      </w:pPr>
-      <w:r>
-        <w:t xml:space="preserve">Click Create Web Service.</w:t>
-      </w:r>
-    </w:p>
-    <w:p>
-      <w:pPr>
-        <w:pStyle w:val="ListParagraph"/>
-        <w:numPr>
-          <w:ilvl w:val="0"/>
-          <w:numId w:val="8"/>
-        </w:numPr>
-        <w:spacing w:after="100"/>
-      </w:pPr>
-      <w:r>
-        <w:t xml:space="preserve">Wait 2–5 minutes for the status to show Live.</w:t>
-      </w:r>
-    </w:p>
-    <w:p>
-      <w:pPr>
-        <w:pStyle w:val="ListParagraph"/>
-        <w:numPr>
-          <w:ilvl w:val="0"/>
-          <w:numId w:val="8"/>
-        </w:numPr>
-        <w:spacing w:after="100"/>
-      </w:pPr>
-      <w:r>
-        <w:t xml:space="preserve">Copy the URL Render gives you at the top of the page — it looks like https://arena-cfo-bot.onrender.com. This is your bot's base URL.</w:t>
-      </w:r>
-    </w:p>
-    <w:p>
-      <w:pPr>
-        <w:pStyle w:val="Heading2"/>
-        <w:spacing w:after="100" w:before="220"/>
-      </w:pPr>
-      <w:r>
-        <w:t xml:space="preserve">3E — Tell Slack where the bot lives</w:t>
-      </w:r>
-    </w:p>
-    <w:p>
-      <w:pPr>
-        <w:pStyle w:val="ListParagraph"/>
-        <w:numPr>
-          <w:ilvl w:val="0"/>
-          <w:numId w:val="9"/>
-        </w:numPr>
-        <w:spacing w:after="100"/>
-      </w:pPr>
-      <w:r>
-        <w:t xml:space="preserve">Back in your Slack app settings (api.slack.com/apps → your app) → Event Subscriptions.</w:t>
-      </w:r>
-    </w:p>
-    <w:p>
-      <w:pPr>
-        <w:pStyle w:val="ListParagraph"/>
-        <w:numPr>
-          <w:ilvl w:val="0"/>
-          <w:numId w:val="9"/>
-        </w:numPr>
-        <w:spacing w:after="100"/>
-      </w:pPr>
-      <w:r>
-        <w:t xml:space="preserve">In the Request URL box, paste your base URL from 3D with /slack/events added on the end, e.g. https://arena-cfo-bot.onrender.com/slack/events.</w:t>
-      </w:r>
-    </w:p>
-    <w:p>
-      <w:pPr>
-        <w:pStyle w:val="ListParagraph"/>
-        <w:numPr>
-          <w:ilvl w:val="0"/>
-          <w:numId w:val="9"/>
-        </w:numPr>
-        <w:spacing w:after="100"/>
-      </w:pPr>
-      <w:r>
-        <w:t xml:space="preserve">Slack checks the URL automatically — wait for the green "Verified" checkmark, then click Save Changes.</w:t>
-      </w:r>
-    </w:p>
-    <w:p>
-      <w:pPr>
-        <w:pBdr>
-          <w:left w:val="single" w:color="FF7F60" w:sz="12" w:space="8"/>
-        </w:pBdr>
-        <w:spacing w:after="200"/>
-        <w:ind w:left="120"/>
-      </w:pPr>
-      <w:r>
-        <w:rPr>
-          <w:b/>
-          <w:bCs/>
-          <w:color w:val="1C5BB9"/>
-        </w:rPr>
-        <w:t xml:space="preserve">Note: </w:t>
-      </w:r>
-      <w:r>
-        <w:t xml:space="preserve">If verification fails, the Render service usually just isn't finished starting up yet — wait a minute and try Save again.</w:t>
-      </w:r>
-    </w:p>
-    <w:p>
-      <w:pPr>
-        <w:pStyle w:val="Heading1"/>
-        <w:spacing w:after="160" w:before="320"/>
-      </w:pPr>
-      <w:r>
-        <w:t xml:space="preserve">Part 4 — Test it</w:t>
-      </w:r>
-    </w:p>
-    <w:p>
-      <w:pPr>
-        <w:pStyle w:val="ListParagraph"/>
-        <w:numPr>
-          <w:ilvl w:val="0"/>
-          <w:numId w:val="10"/>
-        </w:numPr>
-        <w:spacing w:after="100"/>
-      </w:pPr>
-      <w:r>
-        <w:t xml:space="preserve">Open #cfo-profiles in Slack.</w:t>
-      </w:r>
-    </w:p>
-    <w:p>
-      <w:pPr>
-        <w:pStyle w:val="ListParagraph"/>
-        <w:numPr>
-          <w:ilvl w:val="0"/>
-          <w:numId w:val="10"/>
-        </w:numPr>
-        <w:spacing w:after="100"/>
-      </w:pPr>
-      <w:r>
-        <w:t xml:space="preserve">Post a message with two file attachments: a résumé (PDF or .txt) and a headshot (image).</w:t>
-      </w:r>
-    </w:p>
-    <w:p>
-      <w:pPr>
-        <w:pStyle w:val="ListParagraph"/>
-        <w:numPr>
-          <w:ilvl w:val="0"/>
-          <w:numId w:val="10"/>
-        </w:numPr>
-        <w:spacing w:after="100"/>
-      </w:pPr>
-      <w:r>
-        <w:t xml:space="preserve">Within a few seconds you should see an acknowledgement in-thread ("Building your Arena CFO profile…"), followed by the PNG and PDF.</w:t>
-      </w:r>
-    </w:p>
-    <w:p>
-      <w:pPr>
-        <w:pStyle w:val="ListParagraph"/>
-        <w:numPr>
-          <w:ilvl w:val="0"/>
-          <w:numId w:val="10"/>
-        </w:numPr>
-        <w:spacing w:after="100"/>
-      </w:pPr>
-      <w:r>
-        <w:t xml:space="preserve">If a headshot wasn't attached, the bot will ask for one in the thread instead of guessing.</w:t>
-      </w:r>
-    </w:p>
-    <w:p>
-      <w:pPr>
-        <w:pStyle w:val="Heading1"/>
-        <w:spacing w:after="160" w:before="320"/>
-      </w:pPr>
-      <w:r>
         <w:t xml:space="preserve">Troubleshooting</w:t>
       </w:r>
     </w:p>
@@ -778,7 +771,7 @@
         <w:spacing w:after="80"/>
       </w:pPr>
       <w:r>
-        <w:t xml:space="preserve">Bot never responds — confirm it was /invited to the channel, and that message.channels and message.groups (for private channels) are subscribed under Event Subscriptions, and that channels:history / groups:history scopes are added and the app reinstalled.</w:t>
+        <w:t xml:space="preserve">Bot never responds — confirm it was /invited to the channel, and that message.channels (or message.groups for private channels) is subscribed under Event Subscriptions.</w:t>
       </w:r>
     </w:p>
     <w:p>
@@ -792,45 +785,6 @@
       </w:pPr>
       <w:r>
         <w:t xml:space="preserve">"not_in_channel" errors in the logs — invite the app to the channel again.</w:t>
-      </w:r>
-    </w:p>
-    <w:p>
-      <w:pPr>
-        <w:pStyle w:val="ListParagraph"/>
-        <w:numPr>
-          <w:ilvl w:val="0"/>
-          <w:numId w:val="2"/>
-        </w:numPr>
-        <w:spacing w:after="80"/>
-      </w:pPr>
-      <w:r>
-        <w:t xml:space="preserve">"Could not find Chrome" error — a known Puppeteer-on-Render issue; the included bot/puppeteer.config.cjs fixes it. Use Manual Deploy → Clear build cache &amp; deploy on Render after adding it, so npm install re-downloads Chrome to the corrected path.</w:t>
-      </w:r>
-    </w:p>
-    <w:p>
-      <w:pPr>
-        <w:pStyle w:val="ListParagraph"/>
-        <w:numPr>
-          <w:ilvl w:val="0"/>
-          <w:numId w:val="2"/>
-        </w:numPr>
-        <w:spacing w:after="80"/>
-      </w:pPr>
-      <w:r>
-        <w:t xml:space="preserve">"net::ERR_FILE_NOT_FOUND" pointing at a flyer.html path — means the template folder isn't where the bot expects it. In this package the template lives inside bot/template/, resolved relative to the code itself, so as long as the whole bot folder (including template/) was uploaded together, this shouldn't occur.</w:t>
-      </w:r>
-    </w:p>
-    <w:p>
-      <w:pPr>
-        <w:pStyle w:val="ListParagraph"/>
-        <w:numPr>
-          <w:ilvl w:val="0"/>
-          <w:numId w:val="2"/>
-        </w:numPr>
-        <w:spacing w:after="80"/>
-      </w:pPr>
-      <w:r>
-        <w:t xml:space="preserve">"credit balance is too low" even after adding credits — double-check the credits were added at platform.claude.com/settings/billing (the API/Console billing page), not a separate Claude.ai Pro/Max/Team subscription — those are different products and don't share a balance. Also confirm the API key was generated under the same Console organization where the balance shows.</w:t>
       </w:r>
     </w:p>
     <w:p>

--- a/Arena_CFO_Slack_Bot_Setup_Guide.docx
+++ b/Arena_CFO_Slack_Bot_Setup_Guide.docx
@@ -79,7 +79,7 @@
         <w:t xml:space="preserve">Note: </w:t>
       </w:r>
       <w:r>
-        <w:t xml:space="preserve">The ready-to-deploy code for this (the bot itself and the flyer template) is in the accompanying arena-cfo-slack-bot code package. This document covers the account setup and deployment steps around that code — creating the Slack app, getting tokens, hosting the service, and testing it.</w:t>
+        <w:t xml:space="preserve">The ready-to-deploy code for this (the bot itself, including its flyer template) is in the accompanying arena-cfo-slack-bot/bot folder. This document covers the account setup and deployment steps around that code — creating the Slack app, getting tokens, hosting the service, and testing it.</w:t>
       </w:r>
     </w:p>
     <w:p>
@@ -114,7 +114,7 @@
         <w:spacing w:after="80"/>
       </w:pPr>
       <w:r>
-        <w:t xml:space="preserve">An Anthropic API key (console.anthropic.com) for the profile-extraction step</w:t>
+        <w:t xml:space="preserve">An Anthropic API key with an active credit balance (console.anthropic.com / platform.claude.com) for the profile-extraction step</w:t>
       </w:r>
     </w:p>
     <w:p>
@@ -188,7 +188,7 @@
         <w:spacing w:after="100"/>
       </w:pPr>
       <w:r>
-        <w:t xml:space="preserve">Left sidebar → OAuth &amp; Permissions → scroll to Scopes → Bot Token Scopes → Add an OAuth Scope. Add: channels:history, files:read, files:write, chat:write (add groups:history too if #cfo-profiles is private).</w:t>
+        <w:t xml:space="preserve">Left sidebar → OAuth &amp; Permissions → scroll to Scopes → Bot Token Scopes → Add an OAuth Scope. Add: channels:history, files:read, files:write, chat:write, groups:history (the last one is required if #cfo-profiles is private).</w:t>
       </w:r>
     </w:p>
     <w:p>
@@ -214,7 +214,7 @@
         <w:spacing w:after="100"/>
       </w:pPr>
       <w:r>
-        <w:t xml:space="preserve">Still on Event Subscriptions → Subscribe to bot events → add message.channels (add message.groups too if the channel is private).</w:t>
+        <w:t xml:space="preserve">Still on Event Subscriptions → Subscribe to bot events → add message.channels and message.groups (the second is required for private channels).</w:t>
       </w:r>
     </w:p>
     <w:p>
@@ -254,408 +254,6 @@
       </w:pPr>
       <w:r>
         <w:t xml:space="preserve">Left sidebar → Basic Information → App Credentials → copy the Signing Secret. You'll need this too.</w:t>
-      </w:r>
-    </w:p>
-    <w:p>
-      <w:pPr>
-        <w:pStyle w:val="Heading1"/>
-        <w:spacing w:after="160" w:before="320"/>
-      </w:pPr>
-      <w:r>
-        <w:t xml:space="preserve">Part 2 — Pick the channel</w:t>
-      </w:r>
-    </w:p>
-    <w:p>
-      <w:pPr>
-        <w:pStyle w:val="ListParagraph"/>
-        <w:numPr>
-          <w:ilvl w:val="0"/>
-          <w:numId w:val="4"/>
-        </w:numPr>
-        <w:spacing w:after="100"/>
-      </w:pPr>
-      <w:r>
-        <w:t xml:space="preserve">In Slack, create or open #cfo-profiles.</w:t>
-      </w:r>
-    </w:p>
-    <w:p>
-      <w:pPr>
-        <w:pStyle w:val="ListParagraph"/>
-        <w:numPr>
-          <w:ilvl w:val="0"/>
-          <w:numId w:val="4"/>
-        </w:numPr>
-        <w:spacing w:after="100"/>
-      </w:pPr>
-      <w:r>
-        <w:t xml:space="preserve">Invite the app: type /invite @Arena CFO Profiles and send.</w:t>
-      </w:r>
-    </w:p>
-    <w:p>
-      <w:pPr>
-        <w:pStyle w:val="ListParagraph"/>
-        <w:numPr>
-          <w:ilvl w:val="0"/>
-          <w:numId w:val="4"/>
-        </w:numPr>
-        <w:spacing w:after="100"/>
-      </w:pPr>
-      <w:r>
-        <w:t xml:space="preserve">Click the channel name → scroll to the bottom of the popup → copy the Channel ID (starts with C). The bot code doesn't need this ID directly for Option A (it listens on any channel it's been invited to), but keep it handy for reference and troubleshooting.</w:t>
-      </w:r>
-    </w:p>
-    <w:p>
-      <w:pPr>
-        <w:pStyle w:val="Heading1"/>
-        <w:spacing w:after="160" w:before="320"/>
-      </w:pPr>
-      <w:r>
-        <w:t xml:space="preserve">Part 3 — Host the bot</w:t>
-      </w:r>
-    </w:p>
-    <w:p>
-      <w:pPr>
-        <w:spacing w:after="160"/>
-      </w:pPr>
-      <w:r>
-        <w:t xml:space="preserve">"Hosting" just means putting the bot's code somewhere that runs all the time, so it's always listening in Slack. Broken into five short pieces below — do them in order.</w:t>
-      </w:r>
-    </w:p>
-    <w:p>
-      <w:pPr>
-        <w:pStyle w:val="Heading2"/>
-        <w:spacing w:after="100" w:before="220"/>
-      </w:pPr>
-      <w:r>
-        <w:t xml:space="preserve">3A — Put the code on GitHub</w:t>
-      </w:r>
-    </w:p>
-    <w:p>
-      <w:pPr>
-        <w:spacing w:after="160"/>
-      </w:pPr>
-      <w:r>
-        <w:t xml:space="preserve">Render (the host we'll use) needs to pull the code from somewhere — GitHub is the standard, free way to do that.</w:t>
-      </w:r>
-    </w:p>
-    <w:p>
-      <w:pPr>
-        <w:pStyle w:val="ListParagraph"/>
-        <w:numPr>
-          <w:ilvl w:val="0"/>
-          <w:numId w:val="5"/>
-        </w:numPr>
-        <w:spacing w:after="100"/>
-      </w:pPr>
-      <w:r>
-        <w:t xml:space="preserve">Go to github.com → sign up (free) or sign in.</w:t>
-      </w:r>
-    </w:p>
-    <w:p>
-      <w:pPr>
-        <w:pStyle w:val="ListParagraph"/>
-        <w:numPr>
-          <w:ilvl w:val="0"/>
-          <w:numId w:val="5"/>
-        </w:numPr>
-        <w:spacing w:after="100"/>
-      </w:pPr>
-      <w:r>
-        <w:t xml:space="preserve">Click New repository. Name it arena-cfo-slack-bot. Keep it Private if you'd rather the code not be public. Click Create repository.</w:t>
-      </w:r>
-    </w:p>
-    <w:p>
-      <w:pPr>
-        <w:pStyle w:val="ListParagraph"/>
-        <w:numPr>
-          <w:ilvl w:val="0"/>
-          <w:numId w:val="5"/>
-        </w:numPr>
-        <w:spacing w:after="100"/>
-      </w:pPr>
-      <w:r>
-        <w:t xml:space="preserve">On the new repo's page, click "uploading an existing file" and drag in everything from the code package's bot folder (index.js, render.js, package.json, .env.example) — plus the template folder alongside it. Click Commit changes.</w:t>
-      </w:r>
-    </w:p>
-    <w:p>
-      <w:pPr>
-        <w:pStyle w:val="Heading2"/>
-        <w:spacing w:after="100" w:before="220"/>
-      </w:pPr>
-      <w:r>
-        <w:t xml:space="preserve">3B — Create the Render service</w:t>
-      </w:r>
-    </w:p>
-    <w:p>
-      <w:pPr>
-        <w:spacing w:after="160"/>
-      </w:pPr>
-      <w:r>
-        <w:t xml:space="preserve">This is the part that actually runs the bot, 24/7.</w:t>
-      </w:r>
-    </w:p>
-    <w:p>
-      <w:pPr>
-        <w:pStyle w:val="ListParagraph"/>
-        <w:numPr>
-          <w:ilvl w:val="0"/>
-          <w:numId w:val="6"/>
-        </w:numPr>
-        <w:spacing w:after="100"/>
-      </w:pPr>
-      <w:r>
-        <w:t xml:space="preserve">Go to render.com → sign up (free — you can sign up with your GitHub account to save a step).</w:t>
-      </w:r>
-    </w:p>
-    <w:p>
-      <w:pPr>
-        <w:pStyle w:val="ListParagraph"/>
-        <w:numPr>
-          <w:ilvl w:val="0"/>
-          <w:numId w:val="6"/>
-        </w:numPr>
-        <w:spacing w:after="100"/>
-      </w:pPr>
-      <w:r>
-        <w:t xml:space="preserve">Click New + → Web Service.</w:t>
-      </w:r>
-    </w:p>
-    <w:p>
-      <w:pPr>
-        <w:pStyle w:val="ListParagraph"/>
-        <w:numPr>
-          <w:ilvl w:val="0"/>
-          <w:numId w:val="6"/>
-        </w:numPr>
-        <w:spacing w:after="100"/>
-      </w:pPr>
-      <w:r>
-        <w:t xml:space="preserve">Connect the arena-cfo-slack-bot repo you just created.</w:t>
-      </w:r>
-    </w:p>
-    <w:p>
-      <w:pPr>
-        <w:pStyle w:val="ListParagraph"/>
-        <w:numPr>
-          <w:ilvl w:val="0"/>
-          <w:numId w:val="6"/>
-        </w:numPr>
-        <w:spacing w:after="100"/>
-      </w:pPr>
-      <w:r>
-        <w:t xml:space="preserve">When asked for a Root Directory, enter: bot</w:t>
-      </w:r>
-    </w:p>
-    <w:p>
-      <w:pPr>
-        <w:pStyle w:val="ListParagraph"/>
-        <w:numPr>
-          <w:ilvl w:val="0"/>
-          <w:numId w:val="6"/>
-        </w:numPr>
-        <w:spacing w:after="100"/>
-      </w:pPr>
-      <w:r>
-        <w:t xml:space="preserve">Build Command: npm install</w:t>
-      </w:r>
-    </w:p>
-    <w:p>
-      <w:pPr>
-        <w:pStyle w:val="ListParagraph"/>
-        <w:numPr>
-          <w:ilvl w:val="0"/>
-          <w:numId w:val="6"/>
-        </w:numPr>
-        <w:spacing w:after="100"/>
-      </w:pPr>
-      <w:r>
-        <w:t xml:space="preserve">Start Command: npm start</w:t>
-      </w:r>
-    </w:p>
-    <w:p>
-      <w:pPr>
-        <w:pStyle w:val="ListParagraph"/>
-        <w:numPr>
-          <w:ilvl w:val="0"/>
-          <w:numId w:val="6"/>
-        </w:numPr>
-        <w:spacing w:after="100"/>
-      </w:pPr>
-      <w:r>
-        <w:t xml:space="preserve">Don't click Create yet — the next part (3C) adds required settings first.</w:t>
-      </w:r>
-    </w:p>
-    <w:p>
-      <w:pPr>
-        <w:pStyle w:val="Heading2"/>
-        <w:spacing w:after="100" w:before="220"/>
-      </w:pPr>
-      <w:r>
-        <w:t xml:space="preserve">3C — Add the bot's settings (environment variables)</w:t>
-      </w:r>
-    </w:p>
-    <w:p>
-      <w:pPr>
-        <w:spacing w:after="160"/>
-      </w:pPr>
-      <w:r>
-        <w:t xml:space="preserve">These are the four private values the bot needs to run. On the same Render setup screen, look for Environment Variables (or Advanced → Add Environment Variable) and add each one below as its own entry — name on the left, value on the right.</w:t>
-      </w:r>
-    </w:p>
-    <w:p>
-      <w:pPr>
-        <w:pStyle w:val="ListParagraph"/>
-        <w:numPr>
-          <w:ilvl w:val="0"/>
-          <w:numId w:val="7"/>
-        </w:numPr>
-        <w:spacing w:after="100"/>
-      </w:pPr>
-      <w:r>
-        <w:t xml:space="preserve">SLACK_BOT_TOKEN — paste the xoxb-... token you copied in Part 1, step 7.</w:t>
-      </w:r>
-    </w:p>
-    <w:p>
-      <w:pPr>
-        <w:pStyle w:val="ListParagraph"/>
-        <w:numPr>
-          <w:ilvl w:val="0"/>
-          <w:numId w:val="7"/>
-        </w:numPr>
-        <w:spacing w:after="100"/>
-      </w:pPr>
-      <w:r>
-        <w:t xml:space="preserve">SLACK_SIGNING_SECRET — paste the secret you copied in Part 1, step 8.</w:t>
-      </w:r>
-    </w:p>
-    <w:p>
-      <w:pPr>
-        <w:pStyle w:val="ListParagraph"/>
-        <w:numPr>
-          <w:ilvl w:val="0"/>
-          <w:numId w:val="7"/>
-        </w:numPr>
-        <w:spacing w:after="100"/>
-      </w:pPr>
-      <w:r>
-        <w:t xml:space="preserve">ANTHROPIC_API_KEY — your Claude API key from console.anthropic.com.</w:t>
-      </w:r>
-    </w:p>
-    <w:p>
-      <w:pPr>
-        <w:pStyle w:val="ListParagraph"/>
-        <w:numPr>
-          <w:ilvl w:val="0"/>
-          <w:numId w:val="7"/>
-        </w:numPr>
-        <w:spacing w:after="100"/>
-      </w:pPr>
-      <w:r>
-        <w:t xml:space="preserve">FLYER_URL — enter exactly: file:///app/template/flyer.html (this tells the bot where to find the flyer design — leave it as-is).</w:t>
-      </w:r>
-    </w:p>
-    <w:p>
-      <w:pPr>
-        <w:spacing w:after="160"/>
-      </w:pPr>
-      <w:r>
-        <w:t xml:space="preserve">Optional: ANTHROPIC_MODEL — only add this if you want to override the default; otherwise skip it. If you do set it, verify the current model ID in the Claude docs (docs.claude.com) first.</w:t>
-      </w:r>
-    </w:p>
-    <w:p>
-      <w:pPr>
-        <w:pStyle w:val="Heading2"/>
-        <w:spacing w:after="100" w:before="220"/>
-      </w:pPr>
-      <w:r>
-        <w:t xml:space="preserve">3D — Go live</w:t>
-      </w:r>
-    </w:p>
-    <w:p>
-      <w:pPr>
-        <w:pStyle w:val="ListParagraph"/>
-        <w:numPr>
-          <w:ilvl w:val="0"/>
-          <w:numId w:val="8"/>
-        </w:numPr>
-        <w:spacing w:after="100"/>
-      </w:pPr>
-      <w:r>
-        <w:t xml:space="preserve">Click Create Web Service.</w:t>
-      </w:r>
-    </w:p>
-    <w:p>
-      <w:pPr>
-        <w:pStyle w:val="ListParagraph"/>
-        <w:numPr>
-          <w:ilvl w:val="0"/>
-          <w:numId w:val="8"/>
-        </w:numPr>
-        <w:spacing w:after="100"/>
-      </w:pPr>
-      <w:r>
-        <w:t xml:space="preserve">Wait 2–5 minutes for the status to show Live.</w:t>
-      </w:r>
-    </w:p>
-    <w:p>
-      <w:pPr>
-        <w:pStyle w:val="ListParagraph"/>
-        <w:numPr>
-          <w:ilvl w:val="0"/>
-          <w:numId w:val="8"/>
-        </w:numPr>
-        <w:spacing w:after="100"/>
-      </w:pPr>
-      <w:r>
-        <w:t xml:space="preserve">Copy the URL Render gives you at the top of the page — it looks like https://arena-cfo-bot.onrender.com. This is your bot's base URL.</w:t>
-      </w:r>
-    </w:p>
-    <w:p>
-      <w:pPr>
-        <w:pStyle w:val="Heading2"/>
-        <w:spacing w:after="100" w:before="220"/>
-      </w:pPr>
-      <w:r>
-        <w:t xml:space="preserve">3E — Tell Slack where the bot lives</w:t>
-      </w:r>
-    </w:p>
-    <w:p>
-      <w:pPr>
-        <w:pStyle w:val="ListParagraph"/>
-        <w:numPr>
-          <w:ilvl w:val="0"/>
-          <w:numId w:val="9"/>
-        </w:numPr>
-        <w:spacing w:after="100"/>
-      </w:pPr>
-      <w:r>
-        <w:t xml:space="preserve">Back in your Slack app settings (api.slack.com/apps → your app) → Event Subscriptions.</w:t>
-      </w:r>
-    </w:p>
-    <w:p>
-      <w:pPr>
-        <w:pStyle w:val="ListParagraph"/>
-        <w:numPr>
-          <w:ilvl w:val="0"/>
-          <w:numId w:val="9"/>
-        </w:numPr>
-        <w:spacing w:after="100"/>
-      </w:pPr>
-      <w:r>
-        <w:t xml:space="preserve">In the Request URL box, paste your base URL from 3D with /slack/events added on the end, e.g. https://arena-cfo-bot.onrender.com/slack/events.</w:t>
-      </w:r>
-    </w:p>
-    <w:p>
-      <w:pPr>
-        <w:pStyle w:val="ListParagraph"/>
-        <w:numPr>
-          <w:ilvl w:val="0"/>
-          <w:numId w:val="9"/>
-        </w:numPr>
-        <w:spacing w:after="100"/>
-      </w:pPr>
-      <w:r>
-        <w:t xml:space="preserve">Slack checks the URL automatically — wait for the green "Verified" checkmark, then click Save Changes.</w:t>
       </w:r>
     </w:p>
     <w:p>
@@ -675,7 +273,7 @@
         <w:t xml:space="preserve">Note: </w:t>
       </w:r>
       <w:r>
-        <w:t xml:space="preserve">If verification fails, the Render service usually just isn't finished starting up yet — wait a minute and try Save again.</w:t>
+        <w:t xml:space="preserve">If you add scopes or event subscriptions after already installing once, Slack requires you to reinstall the app (same Install to Workspace button) for the changes to take effect.</w:t>
       </w:r>
     </w:p>
     <w:p>
@@ -684,59 +282,46 @@
         <w:spacing w:after="160" w:before="320"/>
       </w:pPr>
       <w:r>
-        <w:t xml:space="preserve">Part 4 — Test it</w:t>
-      </w:r>
-    </w:p>
-    <w:p>
-      <w:pPr>
-        <w:pStyle w:val="ListParagraph"/>
-        <w:numPr>
-          <w:ilvl w:val="0"/>
-          <w:numId w:val="10"/>
-        </w:numPr>
-        <w:spacing w:after="100"/>
-      </w:pPr>
-      <w:r>
-        <w:t xml:space="preserve">Open #cfo-profiles in Slack.</w:t>
-      </w:r>
-    </w:p>
-    <w:p>
-      <w:pPr>
-        <w:pStyle w:val="ListParagraph"/>
-        <w:numPr>
-          <w:ilvl w:val="0"/>
-          <w:numId w:val="10"/>
-        </w:numPr>
-        <w:spacing w:after="100"/>
-      </w:pPr>
-      <w:r>
-        <w:t xml:space="preserve">Post a message with two file attachments: a résumé (PDF or .txt) and a headshot (image).</w:t>
-      </w:r>
-    </w:p>
-    <w:p>
-      <w:pPr>
-        <w:pStyle w:val="ListParagraph"/>
-        <w:numPr>
-          <w:ilvl w:val="0"/>
-          <w:numId w:val="10"/>
-        </w:numPr>
-        <w:spacing w:after="100"/>
-      </w:pPr>
-      <w:r>
-        <w:t xml:space="preserve">Within a few seconds you should see an acknowledgement in-thread ("Building your Arena CFO profile…"), followed by the PNG and PDF.</w:t>
-      </w:r>
-    </w:p>
-    <w:p>
-      <w:pPr>
-        <w:pStyle w:val="ListParagraph"/>
-        <w:numPr>
-          <w:ilvl w:val="0"/>
-          <w:numId w:val="10"/>
-        </w:numPr>
-        <w:spacing w:after="100"/>
-      </w:pPr>
-      <w:r>
-        <w:t xml:space="preserve">If a headshot wasn't attached, the bot will ask for one in the thread instead of guessing.</w:t>
+        <w:t xml:space="preserve">Part 2 — Pick the channel</w:t>
+      </w:r>
+    </w:p>
+    <w:p>
+      <w:pPr>
+        <w:pStyle w:val="ListParagraph"/>
+        <w:numPr>
+          <w:ilvl w:val="0"/>
+          <w:numId w:val="4"/>
+        </w:numPr>
+        <w:spacing w:after="100"/>
+      </w:pPr>
+      <w:r>
+        <w:t xml:space="preserve">In Slack, create or open #cfo-profiles.</w:t>
+      </w:r>
+    </w:p>
+    <w:p>
+      <w:pPr>
+        <w:pStyle w:val="ListParagraph"/>
+        <w:numPr>
+          <w:ilvl w:val="0"/>
+          <w:numId w:val="4"/>
+        </w:numPr>
+        <w:spacing w:after="100"/>
+      </w:pPr>
+      <w:r>
+        <w:t xml:space="preserve">Invite the app: type /invite @ and start typing the bot's name (check Features → App Home in your Slack app settings for its exact display name, which can differ slightly from the app name above), then send.</w:t>
+      </w:r>
+    </w:p>
+    <w:p>
+      <w:pPr>
+        <w:pStyle w:val="ListParagraph"/>
+        <w:numPr>
+          <w:ilvl w:val="0"/>
+          <w:numId w:val="4"/>
+        </w:numPr>
+        <w:spacing w:after="100"/>
+      </w:pPr>
+      <w:r>
+        <w:t xml:space="preserve">Click the channel name → scroll to the bottom of the popup → copy the Channel ID (starts with C). The bot code doesn't need this ID directly for Option A (it listens on any channel it's been invited to), but keep it handy for reference and troubleshooting.</w:t>
       </w:r>
     </w:p>
     <w:p>
@@ -745,6 +330,428 @@
         <w:spacing w:after="160" w:before="320"/>
       </w:pPr>
       <w:r>
+        <w:t xml:space="preserve">Part 3 — Host the bot</w:t>
+      </w:r>
+    </w:p>
+    <w:p>
+      <w:pPr>
+        <w:spacing w:after="160"/>
+      </w:pPr>
+      <w:r>
+        <w:t xml:space="preserve">"Hosting" just means putting the bot's code somewhere that runs all the time, so it's always listening in Slack. Broken into five short pieces below — do them in order.</w:t>
+      </w:r>
+    </w:p>
+    <w:p>
+      <w:pPr>
+        <w:pStyle w:val="Heading2"/>
+        <w:spacing w:after="100" w:before="220"/>
+      </w:pPr>
+      <w:r>
+        <w:t xml:space="preserve">3A — Put the code on GitHub</w:t>
+      </w:r>
+    </w:p>
+    <w:p>
+      <w:pPr>
+        <w:spacing w:after="160"/>
+      </w:pPr>
+      <w:r>
+        <w:t xml:space="preserve">Render (the host we'll use) needs to pull the code from somewhere — GitHub is the standard, free way to do that.</w:t>
+      </w:r>
+    </w:p>
+    <w:p>
+      <w:pPr>
+        <w:pStyle w:val="ListParagraph"/>
+        <w:numPr>
+          <w:ilvl w:val="0"/>
+          <w:numId w:val="5"/>
+        </w:numPr>
+        <w:spacing w:after="100"/>
+      </w:pPr>
+      <w:r>
+        <w:t xml:space="preserve">Go to github.com → sign up (free) or sign in.</w:t>
+      </w:r>
+    </w:p>
+    <w:p>
+      <w:pPr>
+        <w:pStyle w:val="ListParagraph"/>
+        <w:numPr>
+          <w:ilvl w:val="0"/>
+          <w:numId w:val="5"/>
+        </w:numPr>
+        <w:spacing w:after="100"/>
+      </w:pPr>
+      <w:r>
+        <w:t xml:space="preserve">Click New repository. Name it arena-cfo-slack-bot. Keep it Private if you'd rather the code not be public. Click Create repository.</w:t>
+      </w:r>
+    </w:p>
+    <w:p>
+      <w:pPr>
+        <w:pStyle w:val="ListParagraph"/>
+        <w:numPr>
+          <w:ilvl w:val="0"/>
+          <w:numId w:val="5"/>
+        </w:numPr>
+        <w:spacing w:after="100"/>
+      </w:pPr>
+      <w:r>
+        <w:t xml:space="preserve">On the new repo's page, click "uploading an existing file" and drag in the entire contents of the code package's bot folder — including its template subfolder — so the repo root ends up holding index.js, render.js, package.json, .env.example, puppeteer.config.cjs, and template/flyer.html. Click Commit changes.</w:t>
+      </w:r>
+    </w:p>
+    <w:p>
+      <w:pPr>
+        <w:pStyle w:val="Heading2"/>
+        <w:spacing w:after="100" w:before="220"/>
+      </w:pPr>
+      <w:r>
+        <w:t xml:space="preserve">3B — Create the Render service</w:t>
+      </w:r>
+    </w:p>
+    <w:p>
+      <w:pPr>
+        <w:spacing w:after="160"/>
+      </w:pPr>
+      <w:r>
+        <w:t xml:space="preserve">This is the part that actually runs the bot, 24/7.</w:t>
+      </w:r>
+    </w:p>
+    <w:p>
+      <w:pPr>
+        <w:pStyle w:val="ListParagraph"/>
+        <w:numPr>
+          <w:ilvl w:val="0"/>
+          <w:numId w:val="6"/>
+        </w:numPr>
+        <w:spacing w:after="100"/>
+      </w:pPr>
+      <w:r>
+        <w:t xml:space="preserve">Go to render.com → sign up (free — you can sign up with your GitHub account to save a step).</w:t>
+      </w:r>
+    </w:p>
+    <w:p>
+      <w:pPr>
+        <w:pStyle w:val="ListParagraph"/>
+        <w:numPr>
+          <w:ilvl w:val="0"/>
+          <w:numId w:val="6"/>
+        </w:numPr>
+        <w:spacing w:after="100"/>
+      </w:pPr>
+      <w:r>
+        <w:t xml:space="preserve">Click New + → Web Service.</w:t>
+      </w:r>
+    </w:p>
+    <w:p>
+      <w:pPr>
+        <w:pStyle w:val="ListParagraph"/>
+        <w:numPr>
+          <w:ilvl w:val="0"/>
+          <w:numId w:val="6"/>
+        </w:numPr>
+        <w:spacing w:after="100"/>
+      </w:pPr>
+      <w:r>
+        <w:t xml:space="preserve">Connect the arena-cfo-slack-bot repo you just created.</w:t>
+      </w:r>
+    </w:p>
+    <w:p>
+      <w:pPr>
+        <w:pStyle w:val="ListParagraph"/>
+        <w:numPr>
+          <w:ilvl w:val="0"/>
+          <w:numId w:val="6"/>
+        </w:numPr>
+        <w:spacing w:after="100"/>
+      </w:pPr>
+      <w:r>
+        <w:t xml:space="preserve">Leave Root Directory blank (the repo root is already the bot's contents from step 3A).</w:t>
+      </w:r>
+    </w:p>
+    <w:p>
+      <w:pPr>
+        <w:pStyle w:val="ListParagraph"/>
+        <w:numPr>
+          <w:ilvl w:val="0"/>
+          <w:numId w:val="6"/>
+        </w:numPr>
+        <w:spacing w:after="100"/>
+      </w:pPr>
+      <w:r>
+        <w:t xml:space="preserve">Build Command: npm install</w:t>
+      </w:r>
+    </w:p>
+    <w:p>
+      <w:pPr>
+        <w:pStyle w:val="ListParagraph"/>
+        <w:numPr>
+          <w:ilvl w:val="0"/>
+          <w:numId w:val="6"/>
+        </w:numPr>
+        <w:spacing w:after="100"/>
+      </w:pPr>
+      <w:r>
+        <w:t xml:space="preserve">Start Command: npm start</w:t>
+      </w:r>
+    </w:p>
+    <w:p>
+      <w:pPr>
+        <w:pStyle w:val="ListParagraph"/>
+        <w:numPr>
+          <w:ilvl w:val="0"/>
+          <w:numId w:val="6"/>
+        </w:numPr>
+        <w:spacing w:after="100"/>
+      </w:pPr>
+      <w:r>
+        <w:t xml:space="preserve">Don't click Create yet — the next part (3C) adds required settings first.</w:t>
+      </w:r>
+    </w:p>
+    <w:p>
+      <w:pPr>
+        <w:pStyle w:val="Heading2"/>
+        <w:spacing w:after="100" w:before="220"/>
+      </w:pPr>
+      <w:r>
+        <w:t xml:space="preserve">3C — Add the bot's settings (environment variables)</w:t>
+      </w:r>
+    </w:p>
+    <w:p>
+      <w:pPr>
+        <w:spacing w:after="160"/>
+      </w:pPr>
+      <w:r>
+        <w:t xml:space="preserve">These are the three private values the bot needs to run. On the same Render setup screen, look for Environment Variables (or Advanced → Add Environment Variable) and add each one below as its own entry — name on the left, value on the right.</w:t>
+      </w:r>
+    </w:p>
+    <w:p>
+      <w:pPr>
+        <w:pStyle w:val="ListParagraph"/>
+        <w:numPr>
+          <w:ilvl w:val="0"/>
+          <w:numId w:val="7"/>
+        </w:numPr>
+        <w:spacing w:after="100"/>
+      </w:pPr>
+      <w:r>
+        <w:t xml:space="preserve">SLACK_BOT_TOKEN — paste the xoxb-... token you copied in Part 1, step 7.</w:t>
+      </w:r>
+    </w:p>
+    <w:p>
+      <w:pPr>
+        <w:pStyle w:val="ListParagraph"/>
+        <w:numPr>
+          <w:ilvl w:val="0"/>
+          <w:numId w:val="7"/>
+        </w:numPr>
+        <w:spacing w:after="100"/>
+      </w:pPr>
+      <w:r>
+        <w:t xml:space="preserve">SLACK_SIGNING_SECRET — paste the secret you copied in Part 1, step 8.</w:t>
+      </w:r>
+    </w:p>
+    <w:p>
+      <w:pPr>
+        <w:pStyle w:val="ListParagraph"/>
+        <w:numPr>
+          <w:ilvl w:val="0"/>
+          <w:numId w:val="7"/>
+        </w:numPr>
+        <w:spacing w:after="100"/>
+      </w:pPr>
+      <w:r>
+        <w:t xml:space="preserve">ANTHROPIC_API_KEY — your Claude API key from console.anthropic.com / platform.claude.com. Make sure the org that key belongs to has an active credit balance under Settings → Billing on that same site — a Claude.ai Pro/Max subscription is a separate product and does not fund this key.</w:t>
+      </w:r>
+    </w:p>
+    <w:p>
+      <w:pPr>
+        <w:spacing w:after="160"/>
+      </w:pPr>
+      <w:r>
+        <w:t xml:space="preserve">That's it for required settings — the flyer template ships inside the bot folder itself, so there's no separate URL to configure. Optional: ANTHROPIC_MODEL, only if you want to override the default; verify the current model ID in the Claude docs first if you do.</w:t>
+      </w:r>
+    </w:p>
+    <w:p>
+      <w:pPr>
+        <w:pStyle w:val="Heading2"/>
+        <w:spacing w:after="100" w:before="220"/>
+      </w:pPr>
+      <w:r>
+        <w:t xml:space="preserve">3D — Go live</w:t>
+      </w:r>
+    </w:p>
+    <w:p>
+      <w:pPr>
+        <w:pStyle w:val="ListParagraph"/>
+        <w:numPr>
+          <w:ilvl w:val="0"/>
+          <w:numId w:val="8"/>
+        </w:numPr>
+        <w:spacing w:after="100"/>
+      </w:pPr>
+      <w:r>
+        <w:t xml:space="preserve">Click Create Web Service.</w:t>
+      </w:r>
+    </w:p>
+    <w:p>
+      <w:pPr>
+        <w:pStyle w:val="ListParagraph"/>
+        <w:numPr>
+          <w:ilvl w:val="0"/>
+          <w:numId w:val="8"/>
+        </w:numPr>
+        <w:spacing w:after="100"/>
+      </w:pPr>
+      <w:r>
+        <w:t xml:space="preserve">Wait 2–5 minutes for the status to show Live.</w:t>
+      </w:r>
+    </w:p>
+    <w:p>
+      <w:pPr>
+        <w:pStyle w:val="ListParagraph"/>
+        <w:numPr>
+          <w:ilvl w:val="0"/>
+          <w:numId w:val="8"/>
+        </w:numPr>
+        <w:spacing w:after="100"/>
+      </w:pPr>
+      <w:r>
+        <w:t xml:space="preserve">Copy the URL Render gives you at the top of the page — it looks like https://arena-cfo-bot.onrender.com. This is your bot's base URL.</w:t>
+      </w:r>
+    </w:p>
+    <w:p>
+      <w:pPr>
+        <w:pStyle w:val="Heading2"/>
+        <w:spacing w:after="100" w:before="220"/>
+      </w:pPr>
+      <w:r>
+        <w:t xml:space="preserve">3E — Tell Slack where the bot lives</w:t>
+      </w:r>
+    </w:p>
+    <w:p>
+      <w:pPr>
+        <w:pStyle w:val="ListParagraph"/>
+        <w:numPr>
+          <w:ilvl w:val="0"/>
+          <w:numId w:val="9"/>
+        </w:numPr>
+        <w:spacing w:after="100"/>
+      </w:pPr>
+      <w:r>
+        <w:t xml:space="preserve">Back in your Slack app settings (api.slack.com/apps → your app) → Event Subscriptions.</w:t>
+      </w:r>
+    </w:p>
+    <w:p>
+      <w:pPr>
+        <w:pStyle w:val="ListParagraph"/>
+        <w:numPr>
+          <w:ilvl w:val="0"/>
+          <w:numId w:val="9"/>
+        </w:numPr>
+        <w:spacing w:after="100"/>
+      </w:pPr>
+      <w:r>
+        <w:t xml:space="preserve">In the Request URL box, paste your base URL from 3D with /slack/events added on the end, e.g. https://arena-cfo-bot.onrender.com/slack/events.</w:t>
+      </w:r>
+    </w:p>
+    <w:p>
+      <w:pPr>
+        <w:pStyle w:val="ListParagraph"/>
+        <w:numPr>
+          <w:ilvl w:val="0"/>
+          <w:numId w:val="9"/>
+        </w:numPr>
+        <w:spacing w:after="100"/>
+      </w:pPr>
+      <w:r>
+        <w:t xml:space="preserve">Slack checks the URL automatically — wait for the green "Verified" checkmark, then click Save Changes.</w:t>
+      </w:r>
+    </w:p>
+    <w:p>
+      <w:pPr>
+        <w:pBdr>
+          <w:left w:val="single" w:color="FF7F60" w:sz="12" w:space="8"/>
+        </w:pBdr>
+        <w:spacing w:after="200"/>
+        <w:ind w:left="120"/>
+      </w:pPr>
+      <w:r>
+        <w:rPr>
+          <w:b/>
+          <w:bCs/>
+          <w:color w:val="1C5BB9"/>
+        </w:rPr>
+        <w:t xml:space="preserve">Note: </w:t>
+      </w:r>
+      <w:r>
+        <w:t xml:space="preserve">If verification fails, the Render service usually just isn't finished starting up yet — wait a minute and try Save again.</w:t>
+      </w:r>
+    </w:p>
+    <w:p>
+      <w:pPr>
+        <w:pStyle w:val="Heading1"/>
+        <w:spacing w:after="160" w:before="320"/>
+      </w:pPr>
+      <w:r>
+        <w:t xml:space="preserve">Part 4 — Test it</w:t>
+      </w:r>
+    </w:p>
+    <w:p>
+      <w:pPr>
+        <w:pStyle w:val="ListParagraph"/>
+        <w:numPr>
+          <w:ilvl w:val="0"/>
+          <w:numId w:val="10"/>
+        </w:numPr>
+        <w:spacing w:after="100"/>
+      </w:pPr>
+      <w:r>
+        <w:t xml:space="preserve">Open #cfo-profiles in Slack.</w:t>
+      </w:r>
+    </w:p>
+    <w:p>
+      <w:pPr>
+        <w:pStyle w:val="ListParagraph"/>
+        <w:numPr>
+          <w:ilvl w:val="0"/>
+          <w:numId w:val="10"/>
+        </w:numPr>
+        <w:spacing w:after="100"/>
+      </w:pPr>
+      <w:r>
+        <w:t xml:space="preserve">Post a message with two file attachments: a résumé (PDF or .txt) and a headshot (image).</w:t>
+      </w:r>
+    </w:p>
+    <w:p>
+      <w:pPr>
+        <w:pStyle w:val="ListParagraph"/>
+        <w:numPr>
+          <w:ilvl w:val="0"/>
+          <w:numId w:val="10"/>
+        </w:numPr>
+        <w:spacing w:after="100"/>
+      </w:pPr>
+      <w:r>
+        <w:t xml:space="preserve">Within a few seconds you should see an acknowledgement in-thread ("Building your Arena CFO profile…"), followed by the PNG and PDF.</w:t>
+      </w:r>
+    </w:p>
+    <w:p>
+      <w:pPr>
+        <w:pStyle w:val="ListParagraph"/>
+        <w:numPr>
+          <w:ilvl w:val="0"/>
+          <w:numId w:val="10"/>
+        </w:numPr>
+        <w:spacing w:after="100"/>
+      </w:pPr>
+      <w:r>
+        <w:t xml:space="preserve">If a headshot wasn't attached, the bot will ask for one in the thread instead of guessing.</w:t>
+      </w:r>
+    </w:p>
+    <w:p>
+      <w:pPr>
+        <w:pStyle w:val="Heading1"/>
+        <w:spacing w:after="160" w:before="320"/>
+      </w:pPr>
+      <w:r>
         <w:t xml:space="preserve">Troubleshooting</w:t>
       </w:r>
     </w:p>
@@ -771,7 +778,7 @@
         <w:spacing w:after="80"/>
       </w:pPr>
       <w:r>
-        <w:t xml:space="preserve">Bot never responds — confirm it was /invited to the channel, and that message.channels (or message.groups for private channels) is subscribed under Event Subscriptions.</w:t>
+        <w:t xml:space="preserve">Bot never responds — confirm it was /invited to the channel, and that message.channels and message.groups (for private channels) are subscribed under Event Subscriptions, and that channels:history / groups:history scopes are added and the app reinstalled.</w:t>
       </w:r>
     </w:p>
     <w:p>
@@ -785,6 +792,45 @@
       </w:pPr>
       <w:r>
         <w:t xml:space="preserve">"not_in_channel" errors in the logs — invite the app to the channel again.</w:t>
+      </w:r>
+    </w:p>
+    <w:p>
+      <w:pPr>
+        <w:pStyle w:val="ListParagraph"/>
+        <w:numPr>
+          <w:ilvl w:val="0"/>
+          <w:numId w:val="2"/>
+        </w:numPr>
+        <w:spacing w:after="80"/>
+      </w:pPr>
+      <w:r>
+        <w:t xml:space="preserve">"Could not find Chrome" error — the bot uses puppeteer-core + @sparticuz/chromium precisely to avoid this class of issue (no separate Chrome download at build time). If you still see it, confirm bot/package.json lists puppeteer-core and @sparticuz/chromium (not puppeteer), and that render.js launches the browser with executablePath: await chromium.executablePath().</w:t>
+      </w:r>
+    </w:p>
+    <w:p>
+      <w:pPr>
+        <w:pStyle w:val="ListParagraph"/>
+        <w:numPr>
+          <w:ilvl w:val="0"/>
+          <w:numId w:val="2"/>
+        </w:numPr>
+        <w:spacing w:after="80"/>
+      </w:pPr>
+      <w:r>
+        <w:t xml:space="preserve">"net::ERR_FILE_NOT_FOUND" pointing at a flyer.html path — means the template folder isn't where the bot expects it, or a leftover FLYER_URL environment variable in Render is pointing at a stale path (delete that variable if present). The template lives inside bot/template/, resolved relative to the code itself, so as long as the whole bot folder was uploaded together, this shouldn't occur.</w:t>
+      </w:r>
+    </w:p>
+    <w:p>
+      <w:pPr>
+        <w:pStyle w:val="ListParagraph"/>
+        <w:numPr>
+          <w:ilvl w:val="0"/>
+          <w:numId w:val="2"/>
+        </w:numPr>
+        <w:spacing w:after="80"/>
+      </w:pPr>
+      <w:r>
+        <w:t xml:space="preserve">"credit balance is too low" even after adding credits — double-check the credits were added at platform.claude.com/settings/billing (the API/Console billing page), not a separate Claude.ai Pro/Max/Team subscription — those are different products and don't share a balance. Also confirm the API key was generated under the same Console organization where the balance shows.</w:t>
       </w:r>
     </w:p>
     <w:p>
